--- a/assets/images/潘祖威.docx
+++ b/assets/images/潘祖威.docx
@@ -9171,8 +9171,6 @@
           </mc:Fallback>
         </mc:AlternateContent>
       </w:r>
-      <w:bookmarkStart w:id="0" w:name="_GoBack"/>
-      <w:bookmarkEnd w:id="0"/>
       <w:r>
         <mc:AlternateContent>
           <mc:Choice Requires="wpg">
@@ -9185,7 +9183,7 @@
                 <wp:positionV relativeFrom="page">
                   <wp:posOffset>859155</wp:posOffset>
                 </wp:positionV>
-                <wp:extent cx="5220335" cy="9392285"/>
+                <wp:extent cx="5220335" cy="9180830"/>
                 <wp:effectExtent l="0" t="0" r="0" b="0"/>
                 <wp:wrapNone/>
                 <wp:docPr id="19" name="组合 19"/>
@@ -9197,9 +9195,9 @@
                       <wpg:grpSpPr>
                         <a:xfrm>
                           <a:off x="0" y="0"/>
-                          <a:ext cx="5220335" cy="9392286"/>
+                          <a:ext cx="5220335" cy="9180831"/>
                           <a:chOff x="0" y="0"/>
-                          <a:chExt cx="5221603" cy="9392448"/>
+                          <a:chExt cx="5221603" cy="9180990"/>
                         </a:xfrm>
                       </wpg:grpSpPr>
                       <wpg:grpSp>
@@ -9208,9 +9206,9 @@
                         <wpg:grpSpPr>
                           <a:xfrm>
                             <a:off x="0" y="0"/>
-                            <a:ext cx="5221603" cy="9392448"/>
+                            <a:ext cx="5221603" cy="9180990"/>
                             <a:chOff x="0" y="0"/>
-                            <a:chExt cx="5223370" cy="9400203"/>
+                            <a:chExt cx="5223370" cy="9188570"/>
                           </a:xfrm>
                         </wpg:grpSpPr>
                         <wpg:grpSp>
@@ -9219,9 +9217,9 @@
                           <wpg:grpSpPr>
                             <a:xfrm>
                               <a:off x="0" y="0"/>
-                              <a:ext cx="5223370" cy="9400203"/>
+                              <a:ext cx="5223370" cy="9188570"/>
                               <a:chOff x="-409614" y="0"/>
-                              <a:chExt cx="5223877" cy="9405672"/>
+                              <a:chExt cx="5223877" cy="9193916"/>
                             </a:xfrm>
                           </wpg:grpSpPr>
                           <wpg:grpSp>
@@ -9342,7 +9340,7 @@
                             <wps:spPr bwMode="auto">
                               <a:xfrm>
                                 <a:off x="-409614" y="415882"/>
-                                <a:ext cx="5223877" cy="8989790"/>
+                                <a:ext cx="5223877" cy="8778034"/>
                               </a:xfrm>
                               <a:prstGeom prst="rect">
                                 <a:avLst/>
@@ -9614,245 +9612,8 @@
                                       <w:sz w:val="21"/>
                                       <w:szCs w:val="21"/>
                                     </w:rPr>
-                                    <w:t>负责根据蓝湖UI</w:t>
-                                  </w:r>
-                                  <w:r>
-                                    <w:rPr>
-                                      <w:rFonts w:hint="eastAsia" w:ascii="微软雅黑" w:hAnsi="微软雅黑" w:eastAsia="微软雅黑"/>
-                                      <w:bCs/>
-                                      <w:color w:val="3C3C3C"/>
-                                      <w:sz w:val="21"/>
-                                      <w:szCs w:val="21"/>
-                                      <w:lang w:val="en-US" w:eastAsia="zh-CN"/>
-                                    </w:rPr>
-                                    <w:t>设计图</w:t>
-                                  </w:r>
-                                  <w:r>
-                                    <w:rPr>
-                                      <w:rFonts w:hint="eastAsia" w:ascii="微软雅黑" w:hAnsi="微软雅黑" w:eastAsia="微软雅黑"/>
-                                      <w:bCs/>
-                                      <w:color w:val="3C3C3C"/>
-                                      <w:sz w:val="21"/>
-                                      <w:szCs w:val="21"/>
-                                    </w:rPr>
-                                    <w:t>进行</w:t>
-                                  </w:r>
-                                  <w:r>
-                                    <w:rPr>
-                                      <w:rFonts w:hint="eastAsia" w:ascii="微软雅黑" w:hAnsi="微软雅黑" w:eastAsia="微软雅黑"/>
-                                      <w:bCs/>
-                                      <w:color w:val="3C3C3C"/>
-                                      <w:sz w:val="21"/>
-                                      <w:szCs w:val="21"/>
-                                      <w:lang w:val="en-US" w:eastAsia="zh-CN"/>
-                                    </w:rPr>
-                                    <w:t>功能开发</w:t>
-                                  </w:r>
-                                  <w:r>
-                                    <w:rPr>
-                                      <w:rFonts w:hint="eastAsia" w:ascii="微软雅黑" w:hAnsi="微软雅黑" w:eastAsia="微软雅黑"/>
-                                      <w:bCs/>
-                                      <w:color w:val="3C3C3C"/>
-                                      <w:sz w:val="21"/>
-                                      <w:szCs w:val="21"/>
-                                    </w:rPr>
-                                    <w:t>，根据</w:t>
-                                  </w:r>
-                                  <w:r>
-                                    <w:rPr>
-                                      <w:rFonts w:hint="eastAsia" w:ascii="微软雅黑" w:hAnsi="微软雅黑" w:eastAsia="微软雅黑"/>
-                                      <w:bCs/>
-                                      <w:color w:val="3C3C3C"/>
-                                      <w:sz w:val="21"/>
-                                      <w:szCs w:val="21"/>
-                                      <w:lang w:val="en-US" w:eastAsia="zh-CN"/>
-                                    </w:rPr>
-                                    <w:t>蓝图跳转交互和文档标注进行功能开发</w:t>
-                                  </w:r>
-                                  <w:r>
-                                    <w:rPr>
-                                      <w:rFonts w:hint="eastAsia" w:ascii="微软雅黑" w:hAnsi="微软雅黑" w:eastAsia="微软雅黑"/>
-                                      <w:bCs/>
-                                      <w:color w:val="3C3C3C"/>
-                                      <w:sz w:val="21"/>
-                                      <w:szCs w:val="21"/>
-                                    </w:rPr>
-                                    <w:t>，</w:t>
-                                  </w:r>
-                                  <w:r>
-                                    <w:rPr>
-                                      <w:rFonts w:hint="eastAsia" w:ascii="微软雅黑" w:hAnsi="微软雅黑" w:eastAsia="微软雅黑"/>
-                                      <w:bCs/>
-                                      <w:color w:val="3C3C3C"/>
-                                      <w:sz w:val="21"/>
-                                      <w:szCs w:val="21"/>
-                                      <w:lang w:val="en-US" w:eastAsia="zh-CN"/>
-                                    </w:rPr>
-                                    <w:t>使用</w:t>
-                                  </w:r>
-                                  <w:r>
-                                    <w:rPr>
-                                      <w:rFonts w:hint="eastAsia" w:ascii="微软雅黑" w:hAnsi="微软雅黑" w:eastAsia="微软雅黑"/>
-                                      <w:bCs/>
-                                      <w:color w:val="3C3C3C"/>
-                                      <w:sz w:val="21"/>
-                                      <w:szCs w:val="21"/>
-                                    </w:rPr>
-                                    <w:t>uniapp</w:t>
-                                  </w:r>
-                                  <w:r>
-                                    <w:rPr>
-                                      <w:rFonts w:hint="eastAsia" w:ascii="微软雅黑" w:hAnsi="微软雅黑" w:eastAsia="微软雅黑"/>
-                                      <w:bCs/>
-                                      <w:color w:val="3C3C3C"/>
-                                      <w:sz w:val="21"/>
-                                      <w:szCs w:val="21"/>
-                                      <w:lang w:val="en-US" w:eastAsia="zh-CN"/>
-                                    </w:rPr>
-                                    <w:t>的自带的网络请求</w:t>
-                                  </w:r>
-                                  <w:r>
-                                    <w:rPr>
-                                      <w:rFonts w:hint="eastAsia" w:ascii="微软雅黑" w:hAnsi="微软雅黑" w:eastAsia="微软雅黑"/>
-                                      <w:bCs/>
-                                      <w:color w:val="3C3C3C"/>
-                                      <w:sz w:val="21"/>
-                                      <w:szCs w:val="21"/>
-                                    </w:rPr>
-                                    <w:t>uni</w:t>
-                                  </w:r>
-                                  <w:r>
-                                    <w:rPr>
-                                      <w:rFonts w:ascii="微软雅黑" w:hAnsi="微软雅黑" w:eastAsia="微软雅黑"/>
-                                      <w:bCs/>
-                                      <w:color w:val="3C3C3C"/>
-                                      <w:sz w:val="21"/>
-                                      <w:szCs w:val="21"/>
-                                    </w:rPr>
-                                    <w:t>.request</w:t>
-                                  </w:r>
-                                  <w:r>
-                                    <w:rPr>
-                                      <w:rFonts w:hint="eastAsia" w:ascii="微软雅黑" w:hAnsi="微软雅黑" w:eastAsia="微软雅黑"/>
-                                      <w:bCs/>
-                                      <w:color w:val="3C3C3C"/>
-                                      <w:sz w:val="21"/>
-                                      <w:szCs w:val="21"/>
-                                      <w:lang w:eastAsia="zh-CN"/>
-                                    </w:rPr>
-                                    <w:t>，</w:t>
-                                  </w:r>
-                                  <w:r>
-                                    <w:rPr>
-                                      <w:rFonts w:hint="eastAsia" w:ascii="微软雅黑" w:hAnsi="微软雅黑" w:eastAsia="微软雅黑"/>
-                                      <w:bCs/>
-                                      <w:color w:val="3C3C3C"/>
-                                      <w:sz w:val="21"/>
-                                      <w:szCs w:val="21"/>
-                                    </w:rPr>
-                                    <w:t>请求对应的接口进行数据交互和页面渲染，主要以</w:t>
-                                  </w:r>
-                                  <w:r>
-                                    <w:rPr>
-                                      <w:rFonts w:ascii="微软雅黑" w:hAnsi="微软雅黑" w:eastAsia="微软雅黑"/>
-                                      <w:bCs/>
-                                      <w:color w:val="3C3C3C"/>
-                                      <w:sz w:val="21"/>
-                                      <w:szCs w:val="21"/>
-                                    </w:rPr>
-                                    <w:t>uniApp进行</w:t>
-                                  </w:r>
-                                  <w:r>
-                                    <w:rPr>
-                                      <w:rFonts w:hint="eastAsia" w:ascii="微软雅黑" w:hAnsi="微软雅黑" w:eastAsia="微软雅黑"/>
-                                      <w:bCs/>
-                                      <w:color w:val="3C3C3C"/>
-                                      <w:sz w:val="21"/>
-                                      <w:szCs w:val="21"/>
-                                    </w:rPr>
-                                    <w:t>开发，使用uniapp</w:t>
-                                  </w:r>
-                                  <w:r>
-                                    <w:rPr>
-                                      <w:rFonts w:ascii="微软雅黑" w:hAnsi="微软雅黑" w:eastAsia="微软雅黑"/>
-                                      <w:bCs/>
-                                      <w:color w:val="3C3C3C"/>
-                                      <w:sz w:val="21"/>
-                                      <w:szCs w:val="21"/>
-                                    </w:rPr>
-                                    <w:t>自带</w:t>
-                                  </w:r>
-                                  <w:r>
-                                    <w:rPr>
-                                      <w:rFonts w:hint="eastAsia" w:ascii="微软雅黑" w:hAnsi="微软雅黑" w:eastAsia="微软雅黑"/>
-                                      <w:bCs/>
-                                      <w:color w:val="3C3C3C"/>
-                                      <w:sz w:val="21"/>
-                                      <w:szCs w:val="21"/>
-                                    </w:rPr>
-                                    <w:t>的uni</w:t>
-                                  </w:r>
-                                  <w:r>
-                                    <w:rPr>
-                                      <w:rFonts w:ascii="微软雅黑" w:hAnsi="微软雅黑" w:eastAsia="微软雅黑"/>
-                                      <w:bCs/>
-                                      <w:color w:val="3C3C3C"/>
-                                      <w:sz w:val="21"/>
-                                      <w:szCs w:val="21"/>
-                                    </w:rPr>
-                                    <w:t>.request封装</w:t>
-                                  </w:r>
-                                  <w:r>
-                                    <w:rPr>
-                                      <w:rFonts w:hint="eastAsia" w:ascii="微软雅黑" w:hAnsi="微软雅黑" w:eastAsia="微软雅黑"/>
-                                      <w:bCs/>
-                                      <w:color w:val="3C3C3C"/>
-                                      <w:sz w:val="21"/>
-                                      <w:szCs w:val="21"/>
-                                    </w:rPr>
-                                    <w:t>请求</w:t>
-                                  </w:r>
-                                  <w:r>
-                                    <w:rPr>
-                                      <w:rFonts w:ascii="微软雅黑" w:hAnsi="微软雅黑" w:eastAsia="微软雅黑"/>
-                                      <w:bCs/>
-                                      <w:color w:val="3C3C3C"/>
-                                      <w:sz w:val="21"/>
-                                      <w:szCs w:val="21"/>
-                                    </w:rPr>
-                                    <w:t>接口</w:t>
-                                  </w:r>
-                                  <w:r>
-                                    <w:rPr>
-                                      <w:rFonts w:hint="eastAsia" w:ascii="微软雅黑" w:hAnsi="微软雅黑" w:eastAsia="微软雅黑"/>
-                                      <w:bCs/>
-                                      <w:color w:val="3C3C3C"/>
-                                      <w:sz w:val="21"/>
-                                      <w:szCs w:val="21"/>
-                                    </w:rPr>
-                                    <w:t>。</w:t>
-                                  </w:r>
-                                </w:p>
-                                <w:p>
-                                  <w:pPr>
-                                    <w:pStyle w:val="4"/>
-                                    <w:pBdr>
-                                      <w:bottom w:val="none" w:color="auto" w:sz="0" w:space="0"/>
-                                    </w:pBdr>
-                                    <w:tabs>
-                                      <w:tab w:val="left" w:pos="3828"/>
-                                      <w:tab w:val="left" w:pos="7797"/>
-                                    </w:tabs>
-                                    <w:adjustRightInd w:val="0"/>
-                                    <w:jc w:val="left"/>
-                                    <w:rPr>
-                                      <w:rFonts w:hint="eastAsia" w:ascii="微软雅黑" w:hAnsi="微软雅黑" w:eastAsia="微软雅黑"/>
-                                      <w:bCs/>
-                                      <w:color w:val="3C3C3C"/>
-                                      <w:sz w:val="21"/>
-                                      <w:szCs w:val="21"/>
-                                    </w:rPr>
-                                  </w:pPr>
+                                    <w:t>根据蓝湖UI，我负责开发小程序，包括用户体检预约、健康信息管理、疾病预防等功能。这包括前端界面开发和后端接口调用。我设计了页面之间的跳转和交互，确保用户轻松浏览和操作。使用uniapp的uni.request进行数据交互，包括用户信息获取、体检预约提交、健康数据上传。整个项目基于uniApp跨平台框架开发，需要熟悉uniApp开发流程和工具。</w:t>
+                                  </w:r>
                                 </w:p>
                                 <w:p>
                                   <w:pPr>
@@ -10062,12 +9823,9 @@
                                     <w:snapToGrid w:val="0"/>
                                     <w:jc w:val="left"/>
                                     <w:rPr>
-                                      <w:rFonts w:hint="default" w:ascii="微软雅黑" w:hAnsi="微软雅黑" w:eastAsia="微软雅黑"/>
-                                      <w:b/>
-                                      <w:bCs/>
-                                      <w:color w:val="414141"/>
-                                      <w:szCs w:val="21"/>
-                                      <w:lang w:val="en-US" w:eastAsia="zh-CN"/>
+                                      <w:rFonts w:ascii="微软雅黑" w:hAnsi="微软雅黑" w:eastAsia="微软雅黑"/>
+                                      <w:color w:val="414141"/>
+                                      <w:szCs w:val="21"/>
                                     </w:rPr>
                                   </w:pPr>
                                   <w:r>
@@ -10091,18 +9849,7 @@
                                       <w:szCs w:val="21"/>
                                       <w:lang w:val="en-US" w:eastAsia="zh-CN"/>
                                     </w:rPr>
-                                    <w:t>负责</w:t>
-                                  </w:r>
-                                  <w:r>
-                                    <w:rPr>
-                                      <w:rFonts w:hint="eastAsia" w:ascii="微软雅黑" w:hAnsi="微软雅黑" w:eastAsia="微软雅黑"/>
-                                      <w:b/>
-                                      <w:bCs/>
-                                      <w:color w:val="414141"/>
-                                      <w:szCs w:val="21"/>
-                                      <w:lang w:eastAsia="zh-CN"/>
-                                    </w:rPr>
-                                    <w:t>：</w:t>
+                                    <w:t>负责：</w:t>
                                   </w:r>
                                   <w:r>
                                     <w:rPr>
@@ -10113,7 +9860,7 @@
                                       <w:szCs w:val="21"/>
                                       <w:lang w:val="en-US" w:eastAsia="zh-CN"/>
                                     </w:rPr>
-                                    <w:t>负责跟进后台原型的功能需求的开发，在项目中主要使用jquery和layui框架进行页面功能开发，使用ECharts柱状图进行统计每天体检人数和体检项目，在开发的过程中封装了许多可复用的函数方法和数据处理方法。主要工作还是开发项目的增删改查功能。</w:t>
+                                    <w:t>我的主要职责是根据后台原型的功能需求进行开发。我使用了jQuery和layui框架来开发页面功能，以及使用ECharts柱状图来统计每天的体检人数和项目情况。在项目开发过程中，我还封装了多个可复用的函数和数据处理方法。我的主要工作集中在开发项目的增删改查功能。</w:t>
                                   </w:r>
                                 </w:p>
                                 <w:p>
@@ -10126,9 +9873,103 @@
                                     <w:snapToGrid w:val="0"/>
                                     <w:jc w:val="left"/>
                                     <w:rPr>
+                                      <w:rFonts w:hint="eastAsia" w:ascii="微软雅黑" w:hAnsi="微软雅黑" w:eastAsia="微软雅黑"/>
+                                      <w:b/>
+                                      <w:bCs/>
+                                      <w:color w:val="414141"/>
+                                      <w:szCs w:val="21"/>
+                                    </w:rPr>
+                                  </w:pPr>
+                                  <w:r>
+                                    <w:rPr>
                                       <w:rFonts w:ascii="微软雅黑" w:hAnsi="微软雅黑" w:eastAsia="微软雅黑"/>
-                                      <w:color w:val="414141"/>
-                                      <w:szCs w:val="21"/>
+                                      <w:b/>
+                                      <w:bCs/>
+                                      <w:color w:val="414141"/>
+                                      <w:szCs w:val="21"/>
+                                    </w:rPr>
+                                    <w:tab/>
+                                  </w:r>
+                                  <w:r>
+                                    <w:rPr>
+                                      <w:rFonts w:hint="eastAsia" w:ascii="微软雅黑" w:hAnsi="微软雅黑" w:eastAsia="微软雅黑"/>
+                                      <w:b/>
+                                      <w:bCs/>
+                                      <w:color w:val="414141"/>
+                                      <w:szCs w:val="21"/>
+                                      <w:lang w:val="en-US" w:eastAsia="zh-CN"/>
+                                    </w:rPr>
+                                    <w:t>淮北物业/淮北业主（app）</w:t>
+                                  </w:r>
+                                  <w:r>
+                                    <w:rPr>
+                                      <w:rFonts w:ascii="微软雅黑" w:hAnsi="微软雅黑" w:eastAsia="微软雅黑"/>
+                                      <w:b/>
+                                      <w:bCs/>
+                                      <w:color w:val="414141"/>
+                                      <w:szCs w:val="21"/>
+                                    </w:rPr>
+                                    <w:tab/>
+                                  </w:r>
+                                  <w:r>
+                                    <w:rPr>
+                                      <w:rFonts w:hint="eastAsia" w:ascii="微软雅黑" w:hAnsi="微软雅黑" w:eastAsia="微软雅黑"/>
+                                      <w:b/>
+                                      <w:bCs/>
+                                      <w:color w:val="414141"/>
+                                      <w:szCs w:val="21"/>
+                                      <w:lang w:val="en-US" w:eastAsia="zh-CN"/>
+                                    </w:rPr>
+                                    <w:t xml:space="preserve">        </w:t>
+                                  </w:r>
+                                  <w:r>
+                                    <w:rPr>
+                                      <w:rFonts w:ascii="微软雅黑" w:hAnsi="微软雅黑" w:eastAsia="微软雅黑"/>
+                                      <w:b/>
+                                      <w:bCs/>
+                                      <w:color w:val="414141"/>
+                                      <w:szCs w:val="21"/>
+                                    </w:rPr>
+                                    <w:t>前端</w:t>
+                                  </w:r>
+                                  <w:r>
+                                    <w:rPr>
+                                      <w:rFonts w:hint="eastAsia" w:ascii="微软雅黑" w:hAnsi="微软雅黑" w:eastAsia="微软雅黑"/>
+                                      <w:b/>
+                                      <w:bCs/>
+                                      <w:color w:val="414141"/>
+                                      <w:szCs w:val="21"/>
+                                      <w:lang w:val="en-US" w:eastAsia="zh-CN"/>
+                                    </w:rPr>
+                                    <w:t>部分</w:t>
+                                  </w:r>
+                                  <w:r>
+                                    <w:rPr>
+                                      <w:rFonts w:hint="eastAsia" w:ascii="微软雅黑" w:hAnsi="微软雅黑" w:eastAsia="微软雅黑"/>
+                                      <w:b/>
+                                      <w:bCs/>
+                                      <w:color w:val="414141"/>
+                                      <w:szCs w:val="21"/>
+                                    </w:rPr>
+                                    <w:t>负责人</w:t>
+                                  </w:r>
+                                </w:p>
+                                <w:p>
+                                  <w:pPr>
+                                    <w:tabs>
+                                      <w:tab w:val="left" w:pos="2694"/>
+                                      <w:tab w:val="left" w:pos="5529"/>
+                                    </w:tabs>
+                                    <w:adjustRightInd w:val="0"/>
+                                    <w:snapToGrid w:val="0"/>
+                                    <w:jc w:val="left"/>
+                                    <w:rPr>
+                                      <w:rFonts w:hint="eastAsia" w:ascii="微软雅黑" w:hAnsi="微软雅黑" w:eastAsia="微软雅黑"/>
+                                      <w:b/>
+                                      <w:bCs/>
+                                      <w:color w:val="414141"/>
+                                      <w:sz w:val="8"/>
+                                      <w:szCs w:val="8"/>
                                     </w:rPr>
                                   </w:pPr>
                                 </w:p>
@@ -10143,84 +9984,37 @@
                                     <w:jc w:val="left"/>
                                     <w:rPr>
                                       <w:rFonts w:hint="eastAsia" w:ascii="微软雅黑" w:hAnsi="微软雅黑" w:eastAsia="微软雅黑"/>
+                                      <w:color w:val="414141"/>
+                                      <w:szCs w:val="21"/>
+                                      <w:lang w:eastAsia="zh-CN"/>
+                                    </w:rPr>
+                                  </w:pPr>
+                                  <w:r>
+                                    <w:rPr>
+                                      <w:rFonts w:hint="eastAsia" w:ascii="微软雅黑" w:hAnsi="微软雅黑" w:eastAsia="微软雅黑"/>
                                       <w:b/>
                                       <w:bCs/>
                                       <w:color w:val="414141"/>
                                       <w:szCs w:val="21"/>
                                     </w:rPr>
-                                  </w:pPr>
-                                  <w:r>
-                                    <w:rPr>
-                                      <w:rFonts w:ascii="微软雅黑" w:hAnsi="微软雅黑" w:eastAsia="微软雅黑"/>
-                                      <w:b/>
-                                      <w:bCs/>
-                                      <w:color w:val="414141"/>
-                                      <w:szCs w:val="21"/>
-                                    </w:rPr>
-                                    <w:tab/>
-                                  </w:r>
-                                  <w:r>
-                                    <w:rPr>
-                                      <w:rFonts w:hint="eastAsia" w:ascii="微软雅黑" w:hAnsi="微软雅黑" w:eastAsia="微软雅黑"/>
-                                      <w:b/>
-                                      <w:bCs/>
-                                      <w:color w:val="414141"/>
-                                      <w:szCs w:val="21"/>
-                                      <w:lang w:val="en-US" w:eastAsia="zh-CN"/>
-                                    </w:rPr>
-                                    <w:t>淮北物业/淮北业主（app）</w:t>
-                                  </w:r>
-                                  <w:r>
-                                    <w:rPr>
-                                      <w:rFonts w:ascii="微软雅黑" w:hAnsi="微软雅黑" w:eastAsia="微软雅黑"/>
-                                      <w:b/>
-                                      <w:bCs/>
-                                      <w:color w:val="414141"/>
-                                      <w:szCs w:val="21"/>
-                                    </w:rPr>
-                                    <w:tab/>
-                                  </w:r>
-                                  <w:r>
-                                    <w:rPr>
-                                      <w:rFonts w:hint="eastAsia" w:ascii="微软雅黑" w:hAnsi="微软雅黑" w:eastAsia="微软雅黑"/>
-                                      <w:b/>
-                                      <w:bCs/>
-                                      <w:color w:val="414141"/>
-                                      <w:szCs w:val="21"/>
-                                      <w:lang w:val="en-US" w:eastAsia="zh-CN"/>
-                                    </w:rPr>
-                                    <w:t xml:space="preserve">        </w:t>
-                                  </w:r>
-                                  <w:r>
-                                    <w:rPr>
-                                      <w:rFonts w:ascii="微软雅黑" w:hAnsi="微软雅黑" w:eastAsia="微软雅黑"/>
-                                      <w:b/>
-                                      <w:bCs/>
-                                      <w:color w:val="414141"/>
-                                      <w:szCs w:val="21"/>
-                                    </w:rPr>
-                                    <w:t>前端</w:t>
-                                  </w:r>
-                                  <w:r>
-                                    <w:rPr>
-                                      <w:rFonts w:hint="eastAsia" w:ascii="微软雅黑" w:hAnsi="微软雅黑" w:eastAsia="微软雅黑"/>
-                                      <w:b/>
-                                      <w:bCs/>
-                                      <w:color w:val="414141"/>
-                                      <w:szCs w:val="21"/>
-                                      <w:lang w:val="en-US" w:eastAsia="zh-CN"/>
-                                    </w:rPr>
-                                    <w:t>部分</w:t>
-                                  </w:r>
-                                  <w:r>
-                                    <w:rPr>
-                                      <w:rFonts w:hint="eastAsia" w:ascii="微软雅黑" w:hAnsi="微软雅黑" w:eastAsia="微软雅黑"/>
-                                      <w:b/>
-                                      <w:bCs/>
-                                      <w:color w:val="414141"/>
-                                      <w:szCs w:val="21"/>
-                                    </w:rPr>
-                                    <w:t>负责人</w:t>
+                                    <w:t>项目介绍：</w:t>
+                                  </w:r>
+                                  <w:r>
+                                    <w:rPr>
+                                      <w:rFonts w:hint="eastAsia" w:ascii="微软雅黑" w:hAnsi="微软雅黑" w:eastAsia="微软雅黑"/>
+                                      <w:color w:val="414141"/>
+                                      <w:szCs w:val="21"/>
+                                    </w:rPr>
+                                    <w:t>物业公司可以在应用上展示各种服务项目，以商品的形式呈现。这些服务包括维修、保洁、安保等，为小区业主提供全面的生活支持</w:t>
+                                  </w:r>
+                                  <w:r>
+                                    <w:rPr>
+                                      <w:rFonts w:hint="eastAsia" w:ascii="微软雅黑" w:hAnsi="微软雅黑" w:eastAsia="微软雅黑"/>
+                                      <w:color w:val="414141"/>
+                                      <w:szCs w:val="21"/>
+                                      <w:lang w:eastAsia="zh-CN"/>
+                                    </w:rPr>
+                                    <w:t>。业主可以在应用中浏览和选择所需的服务项目，并通过应用预约或购买服务。这种便捷的方式省去了繁琐的电话预约流程，节省了时间。</w:t>
                                   </w:r>
                                 </w:p>
                                 <w:p>
@@ -10234,11 +10028,10 @@
                                     <w:jc w:val="left"/>
                                     <w:rPr>
                                       <w:rFonts w:hint="eastAsia" w:ascii="微软雅黑" w:hAnsi="微软雅黑" w:eastAsia="微软雅黑"/>
-                                      <w:b/>
-                                      <w:bCs/>
                                       <w:color w:val="414141"/>
                                       <w:sz w:val="8"/>
                                       <w:szCs w:val="8"/>
+                                      <w:lang w:eastAsia="zh-CN"/>
                                     </w:rPr>
                                   </w:pPr>
                                 </w:p>
@@ -10253,9 +10046,11 @@
                                     <w:jc w:val="left"/>
                                     <w:rPr>
                                       <w:rFonts w:hint="eastAsia" w:ascii="微软雅黑" w:hAnsi="微软雅黑" w:eastAsia="微软雅黑"/>
-                                      <w:color w:val="414141"/>
-                                      <w:szCs w:val="21"/>
-                                      <w:lang w:eastAsia="zh-CN"/>
+                                      <w:bCs/>
+                                      <w:color w:val="3C3C3C"/>
+                                      <w:sz w:val="21"/>
+                                      <w:szCs w:val="21"/>
+                                      <w:lang w:val="en-US" w:eastAsia="zh-CN"/>
                                     </w:rPr>
                                   </w:pPr>
                                   <w:r>
@@ -10265,25 +10060,30 @@
                                       <w:bCs/>
                                       <w:color w:val="414141"/>
                                       <w:szCs w:val="21"/>
-                                    </w:rPr>
-                                    <w:t>项目介绍：</w:t>
-                                  </w:r>
-                                  <w:r>
-                                    <w:rPr>
-                                      <w:rFonts w:hint="eastAsia" w:ascii="微软雅黑" w:hAnsi="微软雅黑" w:eastAsia="微软雅黑"/>
-                                      <w:color w:val="414141"/>
-                                      <w:szCs w:val="21"/>
-                                    </w:rPr>
-                                    <w:t>物业公司可以在应用上展示各种服务项目，以商品的形式呈现。这些服务包括维修、保洁、安保等，为小区业主提供全面的生活支持</w:t>
-                                  </w:r>
-                                  <w:r>
-                                    <w:rPr>
-                                      <w:rFonts w:hint="eastAsia" w:ascii="微软雅黑" w:hAnsi="微软雅黑" w:eastAsia="微软雅黑"/>
-                                      <w:color w:val="414141"/>
-                                      <w:szCs w:val="21"/>
-                                      <w:lang w:eastAsia="zh-CN"/>
-                                    </w:rPr>
-                                    <w:t>。业主可以在应用中浏览和选择所需的服务项目，并通过应用预约或购买服务。这种便捷的方式省去了繁琐的电话预约流程，节省了时间。</w:t>
+                                      <w:lang w:val="en-US" w:eastAsia="zh-CN"/>
+                                    </w:rPr>
+                                    <w:t>项目负责</w:t>
+                                  </w:r>
+                                  <w:r>
+                                    <w:rPr>
+                                      <w:rFonts w:hint="eastAsia" w:ascii="微软雅黑" w:hAnsi="微软雅黑" w:eastAsia="微软雅黑"/>
+                                      <w:b/>
+                                      <w:bCs/>
+                                      <w:color w:val="414141"/>
+                                      <w:szCs w:val="21"/>
+                                    </w:rPr>
+                                    <w:t>：</w:t>
+                                  </w:r>
+                                  <w:r>
+                                    <w:rPr>
+                                      <w:rFonts w:hint="eastAsia" w:ascii="微软雅黑" w:hAnsi="微软雅黑" w:eastAsia="微软雅黑"/>
+                                      <w:b w:val="0"/>
+                                      <w:bCs w:val="0"/>
+                                      <w:color w:val="414141"/>
+                                      <w:szCs w:val="21"/>
+                                      <w:lang w:val="en-US" w:eastAsia="zh-CN"/>
+                                    </w:rPr>
+                                    <w:t>我负责根据UI设计图和产品经理提供的跳转交互文档进行页面开发，同时封装了可复用的组件。在开发过程中，我主要采用了uniapp作为开发工具，并使用Promise封装了uni.request网络请求方法，以便在多个页面中调用接口数据。此外，我还使用了uView UI框架，以提高开发效率。最终，我将该项目打包成安卓和iOS应用，并分别发布到不同的应用商城。</w:t>
                                   </w:r>
                                 </w:p>
                                 <w:p>
@@ -10297,10 +10097,11 @@
                                     <w:jc w:val="left"/>
                                     <w:rPr>
                                       <w:rFonts w:hint="eastAsia" w:ascii="微软雅黑" w:hAnsi="微软雅黑" w:eastAsia="微软雅黑"/>
-                                      <w:color w:val="414141"/>
-                                      <w:sz w:val="8"/>
-                                      <w:szCs w:val="8"/>
-                                      <w:lang w:eastAsia="zh-CN"/>
+                                      <w:bCs/>
+                                      <w:color w:val="3C3C3C"/>
+                                      <w:sz w:val="21"/>
+                                      <w:szCs w:val="21"/>
+                                      <w:lang w:val="en-US" w:eastAsia="zh-CN"/>
                                     </w:rPr>
                                   </w:pPr>
                                 </w:p>
@@ -10315,13 +10116,23 @@
                                     <w:jc w:val="left"/>
                                     <w:rPr>
                                       <w:rFonts w:hint="eastAsia" w:ascii="微软雅黑" w:hAnsi="微软雅黑" w:eastAsia="微软雅黑"/>
-                                      <w:bCs/>
-                                      <w:color w:val="3C3C3C"/>
-                                      <w:sz w:val="21"/>
+                                      <w:b/>
+                                      <w:bCs/>
+                                      <w:color w:val="414141"/>
+                                      <w:szCs w:val="21"/>
+                                    </w:rPr>
+                                  </w:pPr>
+                                  <w:r>
+                                    <w:rPr>
+                                      <w:rFonts w:hint="eastAsia" w:ascii="微软雅黑" w:hAnsi="微软雅黑" w:eastAsia="微软雅黑"/>
+                                      <w:b/>
+                                      <w:bCs/>
+                                      <w:color w:val="414141"/>
                                       <w:szCs w:val="21"/>
                                       <w:lang w:val="en-US" w:eastAsia="zh-CN"/>
                                     </w:rPr>
-                                  </w:pPr>
+                                    <w:tab/>
+                                  </w:r>
                                   <w:r>
                                     <w:rPr>
                                       <w:rFonts w:hint="eastAsia" w:ascii="微软雅黑" w:hAnsi="微软雅黑" w:eastAsia="微软雅黑"/>
@@ -10331,68 +10142,59 @@
                                       <w:szCs w:val="21"/>
                                       <w:lang w:val="en-US" w:eastAsia="zh-CN"/>
                                     </w:rPr>
-                                    <w:t>项目负责</w:t>
-                                  </w:r>
-                                  <w:r>
-                                    <w:rPr>
-                                      <w:rFonts w:hint="eastAsia" w:ascii="微软雅黑" w:hAnsi="微软雅黑" w:eastAsia="微软雅黑"/>
+                                    <w:t>淮北物业后台管理系统（Web）</w:t>
+                                  </w:r>
+                                  <w:r>
+                                    <w:rPr>
+                                      <w:rFonts w:ascii="微软雅黑" w:hAnsi="微软雅黑" w:eastAsia="微软雅黑"/>
                                       <w:b/>
                                       <w:bCs/>
                                       <w:color w:val="414141"/>
                                       <w:szCs w:val="21"/>
                                     </w:rPr>
-                                    <w:t>：</w:t>
-                                  </w:r>
-                                  <w:r>
-                                    <w:rPr>
-                                      <w:rFonts w:hint="eastAsia" w:ascii="微软雅黑" w:hAnsi="微软雅黑" w:eastAsia="微软雅黑"/>
-                                      <w:b w:val="0"/>
-                                      <w:bCs w:val="0"/>
+                                    <w:tab/>
+                                  </w:r>
+                                  <w:r>
+                                    <w:rPr>
+                                      <w:rFonts w:hint="eastAsia" w:ascii="微软雅黑" w:hAnsi="微软雅黑" w:eastAsia="微软雅黑"/>
+                                      <w:b/>
+                                      <w:bCs/>
                                       <w:color w:val="414141"/>
                                       <w:szCs w:val="21"/>
                                       <w:lang w:val="en-US" w:eastAsia="zh-CN"/>
                                     </w:rPr>
-                                    <w:t>根据UI图和产品经理的跳转交互文档进行页面开发和封装复用组件，项目主要使用uniapp进行页面和组件的开发，使用</w:t>
-                                  </w:r>
-                                  <w:r>
-                                    <w:rPr>
-                                      <w:rFonts w:hint="eastAsia" w:ascii="微软雅黑" w:hAnsi="微软雅黑" w:eastAsia="微软雅黑"/>
+                                    <w:t xml:space="preserve">     </w:t>
+                                  </w:r>
+                                  <w:r>
+                                    <w:rPr>
+                                      <w:rFonts w:ascii="微软雅黑" w:hAnsi="微软雅黑" w:eastAsia="微软雅黑"/>
+                                      <w:b/>
+                                      <w:bCs/>
+                                      <w:color w:val="414141"/>
+                                      <w:szCs w:val="21"/>
+                                    </w:rPr>
+                                    <w:t>前端</w:t>
+                                  </w:r>
+                                  <w:r>
+                                    <w:rPr>
+                                      <w:rFonts w:hint="eastAsia" w:ascii="微软雅黑" w:hAnsi="微软雅黑" w:eastAsia="微软雅黑"/>
+                                      <w:b/>
+                                      <w:bCs/>
                                       <w:color w:val="414141"/>
                                       <w:szCs w:val="21"/>
                                       <w:lang w:val="en-US" w:eastAsia="zh-CN"/>
                                     </w:rPr>
-                                    <w:t>promise封装</w:t>
-                                  </w:r>
-                                  <w:r>
-                                    <w:rPr>
-                                      <w:rFonts w:hint="eastAsia" w:ascii="微软雅黑" w:hAnsi="微软雅黑" w:eastAsia="微软雅黑"/>
-                                      <w:bCs/>
-                                      <w:color w:val="3C3C3C"/>
-                                      <w:sz w:val="21"/>
-                                      <w:szCs w:val="21"/>
-                                    </w:rPr>
-                                    <w:t>uni</w:t>
-                                  </w:r>
-                                  <w:r>
-                                    <w:rPr>
-                                      <w:rFonts w:ascii="微软雅黑" w:hAnsi="微软雅黑" w:eastAsia="微软雅黑"/>
-                                      <w:bCs/>
-                                      <w:color w:val="3C3C3C"/>
-                                      <w:sz w:val="21"/>
-                                      <w:szCs w:val="21"/>
-                                    </w:rPr>
-                                    <w:t>.request</w:t>
-                                  </w:r>
-                                  <w:r>
-                                    <w:rPr>
-                                      <w:rFonts w:hint="eastAsia" w:ascii="微软雅黑" w:hAnsi="微软雅黑" w:eastAsia="微软雅黑"/>
-                                      <w:bCs/>
-                                      <w:color w:val="3C3C3C"/>
-                                      <w:sz w:val="21"/>
-                                      <w:szCs w:val="21"/>
-                                      <w:lang w:val="en-US" w:eastAsia="zh-CN"/>
-                                    </w:rPr>
-                                    <w:t>网络请求方法，在多个页面进行调用接口数据，还使用到了uviewUI框架进行开发，提高开发效率，这两个项目打包安卓和ios的app分别发布的不同的应用商城。</w:t>
+                                    <w:t>部分</w:t>
+                                  </w:r>
+                                  <w:r>
+                                    <w:rPr>
+                                      <w:rFonts w:hint="eastAsia" w:ascii="微软雅黑" w:hAnsi="微软雅黑" w:eastAsia="微软雅黑"/>
+                                      <w:b/>
+                                      <w:bCs/>
+                                      <w:color w:val="414141"/>
+                                      <w:szCs w:val="21"/>
+                                    </w:rPr>
+                                    <w:t>负责人</w:t>
                                   </w:r>
                                 </w:p>
                                 <w:p>
@@ -10406,11 +10208,11 @@
                                     <w:jc w:val="left"/>
                                     <w:rPr>
                                       <w:rFonts w:hint="eastAsia" w:ascii="微软雅黑" w:hAnsi="微软雅黑" w:eastAsia="微软雅黑"/>
-                                      <w:bCs/>
-                                      <w:color w:val="3C3C3C"/>
-                                      <w:sz w:val="21"/>
-                                      <w:szCs w:val="21"/>
-                                      <w:lang w:val="en-US" w:eastAsia="zh-CN"/>
+                                      <w:b/>
+                                      <w:bCs/>
+                                      <w:color w:val="414141"/>
+                                      <w:sz w:val="8"/>
+                                      <w:szCs w:val="8"/>
                                     </w:rPr>
                                   </w:pPr>
                                 </w:p>
@@ -10425,85 +10227,27 @@
                                     <w:jc w:val="left"/>
                                     <w:rPr>
                                       <w:rFonts w:hint="eastAsia" w:ascii="微软雅黑" w:hAnsi="微软雅黑" w:eastAsia="微软雅黑"/>
+                                      <w:color w:val="414141"/>
+                                      <w:szCs w:val="21"/>
+                                    </w:rPr>
+                                  </w:pPr>
+                                  <w:r>
+                                    <w:rPr>
+                                      <w:rFonts w:hint="eastAsia" w:ascii="微软雅黑" w:hAnsi="微软雅黑" w:eastAsia="微软雅黑"/>
                                       <w:b/>
                                       <w:bCs/>
                                       <w:color w:val="414141"/>
                                       <w:szCs w:val="21"/>
                                     </w:rPr>
-                                  </w:pPr>
-                                  <w:r>
-                                    <w:rPr>
-                                      <w:rFonts w:hint="eastAsia" w:ascii="微软雅黑" w:hAnsi="微软雅黑" w:eastAsia="微软雅黑"/>
-                                      <w:b/>
-                                      <w:bCs/>
-                                      <w:color w:val="414141"/>
-                                      <w:szCs w:val="21"/>
-                                      <w:lang w:val="en-US" w:eastAsia="zh-CN"/>
-                                    </w:rPr>
-                                    <w:tab/>
-                                  </w:r>
-                                  <w:r>
-                                    <w:rPr>
-                                      <w:rFonts w:hint="eastAsia" w:ascii="微软雅黑" w:hAnsi="微软雅黑" w:eastAsia="微软雅黑"/>
-                                      <w:b/>
-                                      <w:bCs/>
-                                      <w:color w:val="414141"/>
-                                      <w:szCs w:val="21"/>
-                                      <w:lang w:val="en-US" w:eastAsia="zh-CN"/>
-                                    </w:rPr>
-                                    <w:t>淮北物业后台管理系统（Web）</w:t>
-                                  </w:r>
-                                  <w:r>
-                                    <w:rPr>
-                                      <w:rFonts w:ascii="微软雅黑" w:hAnsi="微软雅黑" w:eastAsia="微软雅黑"/>
-                                      <w:b/>
-                                      <w:bCs/>
-                                      <w:color w:val="414141"/>
-                                      <w:szCs w:val="21"/>
-                                    </w:rPr>
-                                    <w:tab/>
-                                  </w:r>
-                                  <w:r>
-                                    <w:rPr>
-                                      <w:rFonts w:hint="eastAsia" w:ascii="微软雅黑" w:hAnsi="微软雅黑" w:eastAsia="微软雅黑"/>
-                                      <w:b/>
-                                      <w:bCs/>
-                                      <w:color w:val="414141"/>
-                                      <w:szCs w:val="21"/>
-                                      <w:lang w:val="en-US" w:eastAsia="zh-CN"/>
-                                    </w:rPr>
-                                    <w:t xml:space="preserve">     </w:t>
-                                  </w:r>
-                                  <w:r>
-                                    <w:rPr>
-                                      <w:rFonts w:ascii="微软雅黑" w:hAnsi="微软雅黑" w:eastAsia="微软雅黑"/>
-                                      <w:b/>
-                                      <w:bCs/>
-                                      <w:color w:val="414141"/>
-                                      <w:szCs w:val="21"/>
-                                    </w:rPr>
-                                    <w:t>前端</w:t>
-                                  </w:r>
-                                  <w:r>
-                                    <w:rPr>
-                                      <w:rFonts w:hint="eastAsia" w:ascii="微软雅黑" w:hAnsi="微软雅黑" w:eastAsia="微软雅黑"/>
-                                      <w:b/>
-                                      <w:bCs/>
-                                      <w:color w:val="414141"/>
-                                      <w:szCs w:val="21"/>
-                                      <w:lang w:val="en-US" w:eastAsia="zh-CN"/>
-                                    </w:rPr>
-                                    <w:t>部分</w:t>
-                                  </w:r>
-                                  <w:r>
-                                    <w:rPr>
-                                      <w:rFonts w:hint="eastAsia" w:ascii="微软雅黑" w:hAnsi="微软雅黑" w:eastAsia="微软雅黑"/>
-                                      <w:b/>
-                                      <w:bCs/>
-                                      <w:color w:val="414141"/>
-                                      <w:szCs w:val="21"/>
-                                    </w:rPr>
-                                    <w:t>负责人</w:t>
+                                    <w:t>项目介绍：</w:t>
+                                  </w:r>
+                                  <w:r>
+                                    <w:rPr>
+                                      <w:rFonts w:hint="eastAsia" w:ascii="微软雅黑" w:hAnsi="微软雅黑" w:eastAsia="微软雅黑"/>
+                                      <w:color w:val="414141"/>
+                                      <w:szCs w:val="21"/>
+                                    </w:rPr>
+                                    <w:t>物业公司可以在管理系统中创建、编辑和删除各种服务项目，包括维修、保洁、安保等。每个项目都可以以商品的形式呈现，包括名称、描述、价格和服务时长等详细信息。系统允许物业公司查看和管理所有业主提交的订单。管理员可以审批、取消或修改订单，确保订单信息的准确性和时效性。</w:t>
                                   </w:r>
                                 </w:p>
                                 <w:p>
@@ -10517,11 +10261,10 @@
                                     <w:jc w:val="left"/>
                                     <w:rPr>
                                       <w:rFonts w:hint="eastAsia" w:ascii="微软雅黑" w:hAnsi="微软雅黑" w:eastAsia="微软雅黑"/>
-                                      <w:b/>
-                                      <w:bCs/>
                                       <w:color w:val="414141"/>
                                       <w:sz w:val="8"/>
                                       <w:szCs w:val="8"/>
+                                      <w:lang w:eastAsia="zh-CN"/>
                                     </w:rPr>
                                   </w:pPr>
                                 </w:p>
@@ -10535,60 +10278,10 @@
                                     <w:snapToGrid w:val="0"/>
                                     <w:jc w:val="left"/>
                                     <w:rPr>
-                                      <w:rFonts w:hint="eastAsia" w:ascii="微软雅黑" w:hAnsi="微软雅黑" w:eastAsia="微软雅黑"/>
-                                      <w:color w:val="414141"/>
-                                      <w:szCs w:val="21"/>
-                                    </w:rPr>
-                                  </w:pPr>
-                                  <w:r>
-                                    <w:rPr>
-                                      <w:rFonts w:hint="eastAsia" w:ascii="微软雅黑" w:hAnsi="微软雅黑" w:eastAsia="微软雅黑"/>
-                                      <w:b/>
-                                      <w:bCs/>
-                                      <w:color w:val="414141"/>
-                                      <w:szCs w:val="21"/>
-                                    </w:rPr>
-                                    <w:t>项目介绍：</w:t>
-                                  </w:r>
-                                  <w:r>
-                                    <w:rPr>
-                                      <w:rFonts w:hint="eastAsia" w:ascii="微软雅黑" w:hAnsi="微软雅黑" w:eastAsia="微软雅黑"/>
-                                      <w:color w:val="414141"/>
-                                      <w:szCs w:val="21"/>
-                                    </w:rPr>
-                                    <w:t>物业公司可以在管理系统中创建、编辑和删除各种服务项目，包括维修、保洁、安保等。每个项目都可以以商品的形式呈现，包括名称、描述、价格和服务时长等详细信息。系统允许物业公司查看和管理所有业主提交的订单。管理员可以审批、取消或修改订单，确保订单信息的准确性和时效性。</w:t>
-                                  </w:r>
-                                </w:p>
-                                <w:p>
-                                  <w:pPr>
-                                    <w:tabs>
-                                      <w:tab w:val="left" w:pos="2694"/>
-                                      <w:tab w:val="left" w:pos="5529"/>
-                                    </w:tabs>
-                                    <w:adjustRightInd w:val="0"/>
-                                    <w:snapToGrid w:val="0"/>
-                                    <w:jc w:val="left"/>
-                                    <w:rPr>
-                                      <w:rFonts w:hint="eastAsia" w:ascii="微软雅黑" w:hAnsi="微软雅黑" w:eastAsia="微软雅黑"/>
-                                      <w:color w:val="414141"/>
-                                      <w:sz w:val="8"/>
-                                      <w:szCs w:val="8"/>
-                                      <w:lang w:eastAsia="zh-CN"/>
-                                    </w:rPr>
-                                  </w:pPr>
-                                </w:p>
-                                <w:p>
-                                  <w:pPr>
-                                    <w:tabs>
-                                      <w:tab w:val="left" w:pos="2694"/>
-                                      <w:tab w:val="left" w:pos="5529"/>
-                                    </w:tabs>
-                                    <w:adjustRightInd w:val="0"/>
-                                    <w:snapToGrid w:val="0"/>
-                                    <w:jc w:val="left"/>
-                                    <w:rPr>
                                       <w:rFonts w:hint="default" w:ascii="微软雅黑" w:hAnsi="微软雅黑" w:eastAsia="微软雅黑"/>
-                                      <w:color w:val="414141"/>
+                                      <w:bCs/>
+                                      <w:color w:val="3C3C3C"/>
+                                      <w:sz w:val="21"/>
                                       <w:szCs w:val="21"/>
                                       <w:lang w:val="en-US" w:eastAsia="zh-CN"/>
                                     </w:rPr>
@@ -10623,58 +10316,8 @@
                                       <w:szCs w:val="21"/>
                                       <w:lang w:val="en-US" w:eastAsia="zh-CN"/>
                                     </w:rPr>
-                                    <w:t>根据原型进行页面功能的开发，技术主要使用vue、Avue、vue</w:t>
-                                  </w:r>
-                                  <w:r>
-                                    <w:rPr>
-                                      <w:rFonts w:hint="default" w:ascii="微软雅黑" w:hAnsi="微软雅黑" w:eastAsia="微软雅黑"/>
-                                      <w:b w:val="0"/>
-                                      <w:bCs w:val="0"/>
-                                      <w:color w:val="414141"/>
-                                      <w:szCs w:val="21"/>
-                                      <w:lang w:val="en-US" w:eastAsia="zh-CN"/>
-                                    </w:rPr>
-                                    <w:t>-router</w:t>
-                                  </w:r>
-                                  <w:r>
-                                    <w:rPr>
-                                      <w:rFonts w:hint="eastAsia" w:ascii="微软雅黑" w:hAnsi="微软雅黑" w:eastAsia="微软雅黑"/>
-                                      <w:b w:val="0"/>
-                                      <w:bCs w:val="0"/>
-                                      <w:color w:val="414141"/>
-                                      <w:szCs w:val="21"/>
-                                      <w:lang w:val="en-US" w:eastAsia="zh-CN"/>
-                                    </w:rPr>
-                                    <w:t>、Axios、</w:t>
-                                  </w:r>
-                                  <w:r>
-                                    <w:rPr>
-                                      <w:rFonts w:hint="eastAsia" w:ascii="微软雅黑" w:hAnsi="微软雅黑" w:eastAsia="微软雅黑"/>
-                                      <w:color w:val="414141"/>
-                                      <w:szCs w:val="21"/>
-                                      <w:lang w:val="en-US" w:eastAsia="zh-CN"/>
-                                    </w:rPr>
-                                    <w:t>element等技术进行页面的布局和交互，在项目中主要还是以Avue的组件进行开发为主，开发的功能还是以增删改查为主，主要还是处理对象和数组调用接口为主，其次是页面数据的显示和隐藏，项目中接口调用的方法使用promise对Axios进行封装</w:t>
-                                  </w:r>
-                                </w:p>
-                                <w:p>
-                                  <w:pPr>
-                                    <w:tabs>
-                                      <w:tab w:val="left" w:pos="2694"/>
-                                      <w:tab w:val="left" w:pos="5529"/>
-                                    </w:tabs>
-                                    <w:adjustRightInd w:val="0"/>
-                                    <w:snapToGrid w:val="0"/>
-                                    <w:jc w:val="left"/>
-                                    <w:rPr>
-                                      <w:rFonts w:hint="default" w:ascii="微软雅黑" w:hAnsi="微软雅黑" w:eastAsia="微软雅黑"/>
-                                      <w:bCs/>
-                                      <w:color w:val="3C3C3C"/>
-                                      <w:sz w:val="21"/>
-                                      <w:szCs w:val="21"/>
-                                      <w:lang w:val="en-US" w:eastAsia="zh-CN"/>
-                                    </w:rPr>
-                                  </w:pPr>
+                                    <w:t>我的职责是根据原型开发页面功能。在技术方面，我主要使用了vue、Avue、vue-router、Axios、element等技术进行页面的布局和交互。项目的主要开发工作集中在使用Avue组件进行功能开发，主要包括增删改查操作。我处理了对象和数组的接口调用，并负责页面数据的显示和隐藏。在项目中，我还对Axios进行了封装，使用Promise来处理接口调用，以提高代码的可维护性和可扩展性。</w:t>
+                                  </w:r>
                                 </w:p>
                               </w:txbxContent>
                             </wps:txbx>
@@ -10929,11 +10572,11 @@
           </mc:Choice>
           <mc:Fallback>
             <w:pict>
-              <v:group id="_x0000_s1026" o:spid="_x0000_s1026" o:spt="203" style="position:absolute;left:0pt;margin-left:120.05pt;margin-top:67.65pt;height:739.55pt;width:411.05pt;mso-position-vertical-relative:page;z-index:251679744;mso-width-relative:page;mso-height-relative:page;" coordsize="5221603,9392447" o:gfxdata="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">
+              <v:group id="_x0000_s1026" o:spid="_x0000_s1026" o:spt="203" style="position:absolute;left:0pt;margin-left:120.05pt;margin-top:67.65pt;height:722.9pt;width:411.05pt;mso-position-vertical-relative:page;z-index:251679744;mso-width-relative:page;mso-height-relative:page;" coordsize="5221603,9180989" o:gfxdata="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">
                 <o:lock v:ext="edit" aspectratio="f"/>
-                <v:group id="组合 164" o:spid="_x0000_s1026" o:spt="203" style="position:absolute;left:0;top:0;height:9392447;width:5221603;" coordsize="5223370,9400202" o:gfxdata="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">
+                <v:group id="组合 164" o:spid="_x0000_s1026" o:spt="203" style="position:absolute;left:0;top:0;height:9180989;width:5221603;" coordsize="5223370,9188570" o:gfxdata="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">
                   <o:lock v:ext="edit" aspectratio="f"/>
-                  <v:group id="组合 165" o:spid="_x0000_s1026" o:spt="203" style="position:absolute;left:0;top:0;height:9400202;width:5223370;" coordorigin="-409614,0" coordsize="5223877,9405672" o:gfxdata="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">
+                  <v:group id="组合 165" o:spid="_x0000_s1026" o:spt="203" style="position:absolute;left:0;top:0;height:9188570;width:5223370;" coordorigin="-409614,0" coordsize="5223877,9193916" o:gfxdata="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">
                     <o:lock v:ext="edit" aspectratio="f"/>
                     <v:group id="组合 166" o:spid="_x0000_s1026" o:spt="203" style="position:absolute;left:22483;top:0;height:382812;width:4717780;" coordorigin="-1371,-31804" coordsize="4717780,382812" o:gfxdata="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">
                       <o:lock v:ext="edit" aspectratio="f"/>
@@ -10990,7 +10633,7 @@
                         <o:lock v:ext="edit" aspectratio="f"/>
                       </v:line>
                     </v:group>
-                    <v:shape id="文本框 2" o:spid="_x0000_s1026" o:spt="202" type="#_x0000_t202" style="position:absolute;left:-409614;top:415882;height:8989790;width:5223877;" filled="f" stroked="f" coordsize="21600,21600" o:gfxdata="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">
+                    <v:shape id="文本框 2" o:spid="_x0000_s1026" o:spt="202" type="#_x0000_t202" style="position:absolute;left:-409614;top:415882;height:8778034;width:5223877;" filled="f" stroked="f" coordsize="21600,21600" o:gfxdata="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">
                       <v:fill on="f" focussize="0,0"/>
                       <v:stroke on="f" miterlimit="8" joinstyle="miter"/>
                       <v:imagedata o:title=""/>
@@ -11256,245 +10899,8 @@
                                 <w:sz w:val="21"/>
                                 <w:szCs w:val="21"/>
                               </w:rPr>
-                              <w:t>负责根据蓝湖UI</w:t>
-                            </w:r>
-                            <w:r>
-                              <w:rPr>
-                                <w:rFonts w:hint="eastAsia" w:ascii="微软雅黑" w:hAnsi="微软雅黑" w:eastAsia="微软雅黑"/>
-                                <w:bCs/>
-                                <w:color w:val="3C3C3C"/>
-                                <w:sz w:val="21"/>
-                                <w:szCs w:val="21"/>
-                                <w:lang w:val="en-US" w:eastAsia="zh-CN"/>
-                              </w:rPr>
-                              <w:t>设计图</w:t>
-                            </w:r>
-                            <w:r>
-                              <w:rPr>
-                                <w:rFonts w:hint="eastAsia" w:ascii="微软雅黑" w:hAnsi="微软雅黑" w:eastAsia="微软雅黑"/>
-                                <w:bCs/>
-                                <w:color w:val="3C3C3C"/>
-                                <w:sz w:val="21"/>
-                                <w:szCs w:val="21"/>
-                              </w:rPr>
-                              <w:t>进行</w:t>
-                            </w:r>
-                            <w:r>
-                              <w:rPr>
-                                <w:rFonts w:hint="eastAsia" w:ascii="微软雅黑" w:hAnsi="微软雅黑" w:eastAsia="微软雅黑"/>
-                                <w:bCs/>
-                                <w:color w:val="3C3C3C"/>
-                                <w:sz w:val="21"/>
-                                <w:szCs w:val="21"/>
-                                <w:lang w:val="en-US" w:eastAsia="zh-CN"/>
-                              </w:rPr>
-                              <w:t>功能开发</w:t>
-                            </w:r>
-                            <w:r>
-                              <w:rPr>
-                                <w:rFonts w:hint="eastAsia" w:ascii="微软雅黑" w:hAnsi="微软雅黑" w:eastAsia="微软雅黑"/>
-                                <w:bCs/>
-                                <w:color w:val="3C3C3C"/>
-                                <w:sz w:val="21"/>
-                                <w:szCs w:val="21"/>
-                              </w:rPr>
-                              <w:t>，根据</w:t>
-                            </w:r>
-                            <w:r>
-                              <w:rPr>
-                                <w:rFonts w:hint="eastAsia" w:ascii="微软雅黑" w:hAnsi="微软雅黑" w:eastAsia="微软雅黑"/>
-                                <w:bCs/>
-                                <w:color w:val="3C3C3C"/>
-                                <w:sz w:val="21"/>
-                                <w:szCs w:val="21"/>
-                                <w:lang w:val="en-US" w:eastAsia="zh-CN"/>
-                              </w:rPr>
-                              <w:t>蓝图跳转交互和文档标注进行功能开发</w:t>
-                            </w:r>
-                            <w:r>
-                              <w:rPr>
-                                <w:rFonts w:hint="eastAsia" w:ascii="微软雅黑" w:hAnsi="微软雅黑" w:eastAsia="微软雅黑"/>
-                                <w:bCs/>
-                                <w:color w:val="3C3C3C"/>
-                                <w:sz w:val="21"/>
-                                <w:szCs w:val="21"/>
-                              </w:rPr>
-                              <w:t>，</w:t>
-                            </w:r>
-                            <w:r>
-                              <w:rPr>
-                                <w:rFonts w:hint="eastAsia" w:ascii="微软雅黑" w:hAnsi="微软雅黑" w:eastAsia="微软雅黑"/>
-                                <w:bCs/>
-                                <w:color w:val="3C3C3C"/>
-                                <w:sz w:val="21"/>
-                                <w:szCs w:val="21"/>
-                                <w:lang w:val="en-US" w:eastAsia="zh-CN"/>
-                              </w:rPr>
-                              <w:t>使用</w:t>
-                            </w:r>
-                            <w:r>
-                              <w:rPr>
-                                <w:rFonts w:hint="eastAsia" w:ascii="微软雅黑" w:hAnsi="微软雅黑" w:eastAsia="微软雅黑"/>
-                                <w:bCs/>
-                                <w:color w:val="3C3C3C"/>
-                                <w:sz w:val="21"/>
-                                <w:szCs w:val="21"/>
-                              </w:rPr>
-                              <w:t>uniapp</w:t>
-                            </w:r>
-                            <w:r>
-                              <w:rPr>
-                                <w:rFonts w:hint="eastAsia" w:ascii="微软雅黑" w:hAnsi="微软雅黑" w:eastAsia="微软雅黑"/>
-                                <w:bCs/>
-                                <w:color w:val="3C3C3C"/>
-                                <w:sz w:val="21"/>
-                                <w:szCs w:val="21"/>
-                                <w:lang w:val="en-US" w:eastAsia="zh-CN"/>
-                              </w:rPr>
-                              <w:t>的自带的网络请求</w:t>
-                            </w:r>
-                            <w:r>
-                              <w:rPr>
-                                <w:rFonts w:hint="eastAsia" w:ascii="微软雅黑" w:hAnsi="微软雅黑" w:eastAsia="微软雅黑"/>
-                                <w:bCs/>
-                                <w:color w:val="3C3C3C"/>
-                                <w:sz w:val="21"/>
-                                <w:szCs w:val="21"/>
-                              </w:rPr>
-                              <w:t>uni</w:t>
-                            </w:r>
-                            <w:r>
-                              <w:rPr>
-                                <w:rFonts w:ascii="微软雅黑" w:hAnsi="微软雅黑" w:eastAsia="微软雅黑"/>
-                                <w:bCs/>
-                                <w:color w:val="3C3C3C"/>
-                                <w:sz w:val="21"/>
-                                <w:szCs w:val="21"/>
-                              </w:rPr>
-                              <w:t>.request</w:t>
-                            </w:r>
-                            <w:r>
-                              <w:rPr>
-                                <w:rFonts w:hint="eastAsia" w:ascii="微软雅黑" w:hAnsi="微软雅黑" w:eastAsia="微软雅黑"/>
-                                <w:bCs/>
-                                <w:color w:val="3C3C3C"/>
-                                <w:sz w:val="21"/>
-                                <w:szCs w:val="21"/>
-                                <w:lang w:eastAsia="zh-CN"/>
-                              </w:rPr>
-                              <w:t>，</w:t>
-                            </w:r>
-                            <w:r>
-                              <w:rPr>
-                                <w:rFonts w:hint="eastAsia" w:ascii="微软雅黑" w:hAnsi="微软雅黑" w:eastAsia="微软雅黑"/>
-                                <w:bCs/>
-                                <w:color w:val="3C3C3C"/>
-                                <w:sz w:val="21"/>
-                                <w:szCs w:val="21"/>
-                              </w:rPr>
-                              <w:t>请求对应的接口进行数据交互和页面渲染，主要以</w:t>
-                            </w:r>
-                            <w:r>
-                              <w:rPr>
-                                <w:rFonts w:ascii="微软雅黑" w:hAnsi="微软雅黑" w:eastAsia="微软雅黑"/>
-                                <w:bCs/>
-                                <w:color w:val="3C3C3C"/>
-                                <w:sz w:val="21"/>
-                                <w:szCs w:val="21"/>
-                              </w:rPr>
-                              <w:t>uniApp进行</w:t>
-                            </w:r>
-                            <w:r>
-                              <w:rPr>
-                                <w:rFonts w:hint="eastAsia" w:ascii="微软雅黑" w:hAnsi="微软雅黑" w:eastAsia="微软雅黑"/>
-                                <w:bCs/>
-                                <w:color w:val="3C3C3C"/>
-                                <w:sz w:val="21"/>
-                                <w:szCs w:val="21"/>
-                              </w:rPr>
-                              <w:t>开发，使用uniapp</w:t>
-                            </w:r>
-                            <w:r>
-                              <w:rPr>
-                                <w:rFonts w:ascii="微软雅黑" w:hAnsi="微软雅黑" w:eastAsia="微软雅黑"/>
-                                <w:bCs/>
-                                <w:color w:val="3C3C3C"/>
-                                <w:sz w:val="21"/>
-                                <w:szCs w:val="21"/>
-                              </w:rPr>
-                              <w:t>自带</w:t>
-                            </w:r>
-                            <w:r>
-                              <w:rPr>
-                                <w:rFonts w:hint="eastAsia" w:ascii="微软雅黑" w:hAnsi="微软雅黑" w:eastAsia="微软雅黑"/>
-                                <w:bCs/>
-                                <w:color w:val="3C3C3C"/>
-                                <w:sz w:val="21"/>
-                                <w:szCs w:val="21"/>
-                              </w:rPr>
-                              <w:t>的uni</w:t>
-                            </w:r>
-                            <w:r>
-                              <w:rPr>
-                                <w:rFonts w:ascii="微软雅黑" w:hAnsi="微软雅黑" w:eastAsia="微软雅黑"/>
-                                <w:bCs/>
-                                <w:color w:val="3C3C3C"/>
-                                <w:sz w:val="21"/>
-                                <w:szCs w:val="21"/>
-                              </w:rPr>
-                              <w:t>.request封装</w:t>
-                            </w:r>
-                            <w:r>
-                              <w:rPr>
-                                <w:rFonts w:hint="eastAsia" w:ascii="微软雅黑" w:hAnsi="微软雅黑" w:eastAsia="微软雅黑"/>
-                                <w:bCs/>
-                                <w:color w:val="3C3C3C"/>
-                                <w:sz w:val="21"/>
-                                <w:szCs w:val="21"/>
-                              </w:rPr>
-                              <w:t>请求</w:t>
-                            </w:r>
-                            <w:r>
-                              <w:rPr>
-                                <w:rFonts w:ascii="微软雅黑" w:hAnsi="微软雅黑" w:eastAsia="微软雅黑"/>
-                                <w:bCs/>
-                                <w:color w:val="3C3C3C"/>
-                                <w:sz w:val="21"/>
-                                <w:szCs w:val="21"/>
-                              </w:rPr>
-                              <w:t>接口</w:t>
-                            </w:r>
-                            <w:r>
-                              <w:rPr>
-                                <w:rFonts w:hint="eastAsia" w:ascii="微软雅黑" w:hAnsi="微软雅黑" w:eastAsia="微软雅黑"/>
-                                <w:bCs/>
-                                <w:color w:val="3C3C3C"/>
-                                <w:sz w:val="21"/>
-                                <w:szCs w:val="21"/>
-                              </w:rPr>
-                              <w:t>。</w:t>
-                            </w:r>
-                          </w:p>
-                          <w:p>
-                            <w:pPr>
-                              <w:pStyle w:val="4"/>
-                              <w:pBdr>
-                                <w:bottom w:val="none" w:color="auto" w:sz="0" w:space="0"/>
-                              </w:pBdr>
-                              <w:tabs>
-                                <w:tab w:val="left" w:pos="3828"/>
-                                <w:tab w:val="left" w:pos="7797"/>
-                              </w:tabs>
-                              <w:adjustRightInd w:val="0"/>
-                              <w:jc w:val="left"/>
-                              <w:rPr>
-                                <w:rFonts w:hint="eastAsia" w:ascii="微软雅黑" w:hAnsi="微软雅黑" w:eastAsia="微软雅黑"/>
-                                <w:bCs/>
-                                <w:color w:val="3C3C3C"/>
-                                <w:sz w:val="21"/>
-                                <w:szCs w:val="21"/>
-                              </w:rPr>
-                            </w:pPr>
+                              <w:t>根据蓝湖UI，我负责开发小程序，包括用户体检预约、健康信息管理、疾病预防等功能。这包括前端界面开发和后端接口调用。我设计了页面之间的跳转和交互，确保用户轻松浏览和操作。使用uniapp的uni.request进行数据交互，包括用户信息获取、体检预约提交、健康数据上传。整个项目基于uniApp跨平台框架开发，需要熟悉uniApp开发流程和工具。</w:t>
+                            </w:r>
                           </w:p>
                           <w:p>
                             <w:pPr>
@@ -11704,12 +11110,9 @@
                               <w:snapToGrid w:val="0"/>
                               <w:jc w:val="left"/>
                               <w:rPr>
-                                <w:rFonts w:hint="default" w:ascii="微软雅黑" w:hAnsi="微软雅黑" w:eastAsia="微软雅黑"/>
-                                <w:b/>
-                                <w:bCs/>
-                                <w:color w:val="414141"/>
-                                <w:szCs w:val="21"/>
-                                <w:lang w:val="en-US" w:eastAsia="zh-CN"/>
+                                <w:rFonts w:ascii="微软雅黑" w:hAnsi="微软雅黑" w:eastAsia="微软雅黑"/>
+                                <w:color w:val="414141"/>
+                                <w:szCs w:val="21"/>
                               </w:rPr>
                             </w:pPr>
                             <w:r>
@@ -11733,18 +11136,7 @@
                                 <w:szCs w:val="21"/>
                                 <w:lang w:val="en-US" w:eastAsia="zh-CN"/>
                               </w:rPr>
-                              <w:t>负责</w:t>
-                            </w:r>
-                            <w:r>
-                              <w:rPr>
-                                <w:rFonts w:hint="eastAsia" w:ascii="微软雅黑" w:hAnsi="微软雅黑" w:eastAsia="微软雅黑"/>
-                                <w:b/>
-                                <w:bCs/>
-                                <w:color w:val="414141"/>
-                                <w:szCs w:val="21"/>
-                                <w:lang w:eastAsia="zh-CN"/>
-                              </w:rPr>
-                              <w:t>：</w:t>
+                              <w:t>负责：</w:t>
                             </w:r>
                             <w:r>
                               <w:rPr>
@@ -11755,7 +11147,7 @@
                                 <w:szCs w:val="21"/>
                                 <w:lang w:val="en-US" w:eastAsia="zh-CN"/>
                               </w:rPr>
-                              <w:t>负责跟进后台原型的功能需求的开发，在项目中主要使用jquery和layui框架进行页面功能开发，使用ECharts柱状图进行统计每天体检人数和体检项目，在开发的过程中封装了许多可复用的函数方法和数据处理方法。主要工作还是开发项目的增删改查功能。</w:t>
+                              <w:t>我的主要职责是根据后台原型的功能需求进行开发。我使用了jQuery和layui框架来开发页面功能，以及使用ECharts柱状图来统计每天的体检人数和项目情况。在项目开发过程中，我还封装了多个可复用的函数和数据处理方法。我的主要工作集中在开发项目的增删改查功能。</w:t>
                             </w:r>
                           </w:p>
                           <w:p>
@@ -11768,9 +11160,103 @@
                               <w:snapToGrid w:val="0"/>
                               <w:jc w:val="left"/>
                               <w:rPr>
+                                <w:rFonts w:hint="eastAsia" w:ascii="微软雅黑" w:hAnsi="微软雅黑" w:eastAsia="微软雅黑"/>
+                                <w:b/>
+                                <w:bCs/>
+                                <w:color w:val="414141"/>
+                                <w:szCs w:val="21"/>
+                              </w:rPr>
+                            </w:pPr>
+                            <w:r>
+                              <w:rPr>
                                 <w:rFonts w:ascii="微软雅黑" w:hAnsi="微软雅黑" w:eastAsia="微软雅黑"/>
-                                <w:color w:val="414141"/>
-                                <w:szCs w:val="21"/>
+                                <w:b/>
+                                <w:bCs/>
+                                <w:color w:val="414141"/>
+                                <w:szCs w:val="21"/>
+                              </w:rPr>
+                              <w:tab/>
+                            </w:r>
+                            <w:r>
+                              <w:rPr>
+                                <w:rFonts w:hint="eastAsia" w:ascii="微软雅黑" w:hAnsi="微软雅黑" w:eastAsia="微软雅黑"/>
+                                <w:b/>
+                                <w:bCs/>
+                                <w:color w:val="414141"/>
+                                <w:szCs w:val="21"/>
+                                <w:lang w:val="en-US" w:eastAsia="zh-CN"/>
+                              </w:rPr>
+                              <w:t>淮北物业/淮北业主（app）</w:t>
+                            </w:r>
+                            <w:r>
+                              <w:rPr>
+                                <w:rFonts w:ascii="微软雅黑" w:hAnsi="微软雅黑" w:eastAsia="微软雅黑"/>
+                                <w:b/>
+                                <w:bCs/>
+                                <w:color w:val="414141"/>
+                                <w:szCs w:val="21"/>
+                              </w:rPr>
+                              <w:tab/>
+                            </w:r>
+                            <w:r>
+                              <w:rPr>
+                                <w:rFonts w:hint="eastAsia" w:ascii="微软雅黑" w:hAnsi="微软雅黑" w:eastAsia="微软雅黑"/>
+                                <w:b/>
+                                <w:bCs/>
+                                <w:color w:val="414141"/>
+                                <w:szCs w:val="21"/>
+                                <w:lang w:val="en-US" w:eastAsia="zh-CN"/>
+                              </w:rPr>
+                              <w:t xml:space="preserve">        </w:t>
+                            </w:r>
+                            <w:r>
+                              <w:rPr>
+                                <w:rFonts w:ascii="微软雅黑" w:hAnsi="微软雅黑" w:eastAsia="微软雅黑"/>
+                                <w:b/>
+                                <w:bCs/>
+                                <w:color w:val="414141"/>
+                                <w:szCs w:val="21"/>
+                              </w:rPr>
+                              <w:t>前端</w:t>
+                            </w:r>
+                            <w:r>
+                              <w:rPr>
+                                <w:rFonts w:hint="eastAsia" w:ascii="微软雅黑" w:hAnsi="微软雅黑" w:eastAsia="微软雅黑"/>
+                                <w:b/>
+                                <w:bCs/>
+                                <w:color w:val="414141"/>
+                                <w:szCs w:val="21"/>
+                                <w:lang w:val="en-US" w:eastAsia="zh-CN"/>
+                              </w:rPr>
+                              <w:t>部分</w:t>
+                            </w:r>
+                            <w:r>
+                              <w:rPr>
+                                <w:rFonts w:hint="eastAsia" w:ascii="微软雅黑" w:hAnsi="微软雅黑" w:eastAsia="微软雅黑"/>
+                                <w:b/>
+                                <w:bCs/>
+                                <w:color w:val="414141"/>
+                                <w:szCs w:val="21"/>
+                              </w:rPr>
+                              <w:t>负责人</w:t>
+                            </w:r>
+                          </w:p>
+                          <w:p>
+                            <w:pPr>
+                              <w:tabs>
+                                <w:tab w:val="left" w:pos="2694"/>
+                                <w:tab w:val="left" w:pos="5529"/>
+                              </w:tabs>
+                              <w:adjustRightInd w:val="0"/>
+                              <w:snapToGrid w:val="0"/>
+                              <w:jc w:val="left"/>
+                              <w:rPr>
+                                <w:rFonts w:hint="eastAsia" w:ascii="微软雅黑" w:hAnsi="微软雅黑" w:eastAsia="微软雅黑"/>
+                                <w:b/>
+                                <w:bCs/>
+                                <w:color w:val="414141"/>
+                                <w:sz w:val="8"/>
+                                <w:szCs w:val="8"/>
                               </w:rPr>
                             </w:pPr>
                           </w:p>
@@ -11785,84 +11271,37 @@
                               <w:jc w:val="left"/>
                               <w:rPr>
                                 <w:rFonts w:hint="eastAsia" w:ascii="微软雅黑" w:hAnsi="微软雅黑" w:eastAsia="微软雅黑"/>
+                                <w:color w:val="414141"/>
+                                <w:szCs w:val="21"/>
+                                <w:lang w:eastAsia="zh-CN"/>
+                              </w:rPr>
+                            </w:pPr>
+                            <w:r>
+                              <w:rPr>
+                                <w:rFonts w:hint="eastAsia" w:ascii="微软雅黑" w:hAnsi="微软雅黑" w:eastAsia="微软雅黑"/>
                                 <w:b/>
                                 <w:bCs/>
                                 <w:color w:val="414141"/>
                                 <w:szCs w:val="21"/>
                               </w:rPr>
-                            </w:pPr>
-                            <w:r>
-                              <w:rPr>
-                                <w:rFonts w:ascii="微软雅黑" w:hAnsi="微软雅黑" w:eastAsia="微软雅黑"/>
-                                <w:b/>
-                                <w:bCs/>
-                                <w:color w:val="414141"/>
-                                <w:szCs w:val="21"/>
-                              </w:rPr>
-                              <w:tab/>
-                            </w:r>
-                            <w:r>
-                              <w:rPr>
-                                <w:rFonts w:hint="eastAsia" w:ascii="微软雅黑" w:hAnsi="微软雅黑" w:eastAsia="微软雅黑"/>
-                                <w:b/>
-                                <w:bCs/>
-                                <w:color w:val="414141"/>
-                                <w:szCs w:val="21"/>
-                                <w:lang w:val="en-US" w:eastAsia="zh-CN"/>
-                              </w:rPr>
-                              <w:t>淮北物业/淮北业主（app）</w:t>
-                            </w:r>
-                            <w:r>
-                              <w:rPr>
-                                <w:rFonts w:ascii="微软雅黑" w:hAnsi="微软雅黑" w:eastAsia="微软雅黑"/>
-                                <w:b/>
-                                <w:bCs/>
-                                <w:color w:val="414141"/>
-                                <w:szCs w:val="21"/>
-                              </w:rPr>
-                              <w:tab/>
-                            </w:r>
-                            <w:r>
-                              <w:rPr>
-                                <w:rFonts w:hint="eastAsia" w:ascii="微软雅黑" w:hAnsi="微软雅黑" w:eastAsia="微软雅黑"/>
-                                <w:b/>
-                                <w:bCs/>
-                                <w:color w:val="414141"/>
-                                <w:szCs w:val="21"/>
-                                <w:lang w:val="en-US" w:eastAsia="zh-CN"/>
-                              </w:rPr>
-                              <w:t xml:space="preserve">        </w:t>
-                            </w:r>
-                            <w:r>
-                              <w:rPr>
-                                <w:rFonts w:ascii="微软雅黑" w:hAnsi="微软雅黑" w:eastAsia="微软雅黑"/>
-                                <w:b/>
-                                <w:bCs/>
-                                <w:color w:val="414141"/>
-                                <w:szCs w:val="21"/>
-                              </w:rPr>
-                              <w:t>前端</w:t>
-                            </w:r>
-                            <w:r>
-                              <w:rPr>
-                                <w:rFonts w:hint="eastAsia" w:ascii="微软雅黑" w:hAnsi="微软雅黑" w:eastAsia="微软雅黑"/>
-                                <w:b/>
-                                <w:bCs/>
-                                <w:color w:val="414141"/>
-                                <w:szCs w:val="21"/>
-                                <w:lang w:val="en-US" w:eastAsia="zh-CN"/>
-                              </w:rPr>
-                              <w:t>部分</w:t>
-                            </w:r>
-                            <w:r>
-                              <w:rPr>
-                                <w:rFonts w:hint="eastAsia" w:ascii="微软雅黑" w:hAnsi="微软雅黑" w:eastAsia="微软雅黑"/>
-                                <w:b/>
-                                <w:bCs/>
-                                <w:color w:val="414141"/>
-                                <w:szCs w:val="21"/>
-                              </w:rPr>
-                              <w:t>负责人</w:t>
+                              <w:t>项目介绍：</w:t>
+                            </w:r>
+                            <w:r>
+                              <w:rPr>
+                                <w:rFonts w:hint="eastAsia" w:ascii="微软雅黑" w:hAnsi="微软雅黑" w:eastAsia="微软雅黑"/>
+                                <w:color w:val="414141"/>
+                                <w:szCs w:val="21"/>
+                              </w:rPr>
+                              <w:t>物业公司可以在应用上展示各种服务项目，以商品的形式呈现。这些服务包括维修、保洁、安保等，为小区业主提供全面的生活支持</w:t>
+                            </w:r>
+                            <w:r>
+                              <w:rPr>
+                                <w:rFonts w:hint="eastAsia" w:ascii="微软雅黑" w:hAnsi="微软雅黑" w:eastAsia="微软雅黑"/>
+                                <w:color w:val="414141"/>
+                                <w:szCs w:val="21"/>
+                                <w:lang w:eastAsia="zh-CN"/>
+                              </w:rPr>
+                              <w:t>。业主可以在应用中浏览和选择所需的服务项目，并通过应用预约或购买服务。这种便捷的方式省去了繁琐的电话预约流程，节省了时间。</w:t>
                             </w:r>
                           </w:p>
                           <w:p>
@@ -11876,11 +11315,10 @@
                               <w:jc w:val="left"/>
                               <w:rPr>
                                 <w:rFonts w:hint="eastAsia" w:ascii="微软雅黑" w:hAnsi="微软雅黑" w:eastAsia="微软雅黑"/>
-                                <w:b/>
-                                <w:bCs/>
                                 <w:color w:val="414141"/>
                                 <w:sz w:val="8"/>
                                 <w:szCs w:val="8"/>
+                                <w:lang w:eastAsia="zh-CN"/>
                               </w:rPr>
                             </w:pPr>
                           </w:p>
@@ -11895,9 +11333,11 @@
                               <w:jc w:val="left"/>
                               <w:rPr>
                                 <w:rFonts w:hint="eastAsia" w:ascii="微软雅黑" w:hAnsi="微软雅黑" w:eastAsia="微软雅黑"/>
-                                <w:color w:val="414141"/>
-                                <w:szCs w:val="21"/>
-                                <w:lang w:eastAsia="zh-CN"/>
+                                <w:bCs/>
+                                <w:color w:val="3C3C3C"/>
+                                <w:sz w:val="21"/>
+                                <w:szCs w:val="21"/>
+                                <w:lang w:val="en-US" w:eastAsia="zh-CN"/>
                               </w:rPr>
                             </w:pPr>
                             <w:r>
@@ -11907,25 +11347,30 @@
                                 <w:bCs/>
                                 <w:color w:val="414141"/>
                                 <w:szCs w:val="21"/>
-                              </w:rPr>
-                              <w:t>项目介绍：</w:t>
-                            </w:r>
-                            <w:r>
-                              <w:rPr>
-                                <w:rFonts w:hint="eastAsia" w:ascii="微软雅黑" w:hAnsi="微软雅黑" w:eastAsia="微软雅黑"/>
-                                <w:color w:val="414141"/>
-                                <w:szCs w:val="21"/>
-                              </w:rPr>
-                              <w:t>物业公司可以在应用上展示各种服务项目，以商品的形式呈现。这些服务包括维修、保洁、安保等，为小区业主提供全面的生活支持</w:t>
-                            </w:r>
-                            <w:r>
-                              <w:rPr>
-                                <w:rFonts w:hint="eastAsia" w:ascii="微软雅黑" w:hAnsi="微软雅黑" w:eastAsia="微软雅黑"/>
-                                <w:color w:val="414141"/>
-                                <w:szCs w:val="21"/>
-                                <w:lang w:eastAsia="zh-CN"/>
-                              </w:rPr>
-                              <w:t>。业主可以在应用中浏览和选择所需的服务项目，并通过应用预约或购买服务。这种便捷的方式省去了繁琐的电话预约流程，节省了时间。</w:t>
+                                <w:lang w:val="en-US" w:eastAsia="zh-CN"/>
+                              </w:rPr>
+                              <w:t>项目负责</w:t>
+                            </w:r>
+                            <w:r>
+                              <w:rPr>
+                                <w:rFonts w:hint="eastAsia" w:ascii="微软雅黑" w:hAnsi="微软雅黑" w:eastAsia="微软雅黑"/>
+                                <w:b/>
+                                <w:bCs/>
+                                <w:color w:val="414141"/>
+                                <w:szCs w:val="21"/>
+                              </w:rPr>
+                              <w:t>：</w:t>
+                            </w:r>
+                            <w:r>
+                              <w:rPr>
+                                <w:rFonts w:hint="eastAsia" w:ascii="微软雅黑" w:hAnsi="微软雅黑" w:eastAsia="微软雅黑"/>
+                                <w:b w:val="0"/>
+                                <w:bCs w:val="0"/>
+                                <w:color w:val="414141"/>
+                                <w:szCs w:val="21"/>
+                                <w:lang w:val="en-US" w:eastAsia="zh-CN"/>
+                              </w:rPr>
+                              <w:t>我负责根据UI设计图和产品经理提供的跳转交互文档进行页面开发，同时封装了可复用的组件。在开发过程中，我主要采用了uniapp作为开发工具，并使用Promise封装了uni.request网络请求方法，以便在多个页面中调用接口数据。此外，我还使用了uView UI框架，以提高开发效率。最终，我将该项目打包成安卓和iOS应用，并分别发布到不同的应用商城。</w:t>
                             </w:r>
                           </w:p>
                           <w:p>
@@ -11939,10 +11384,11 @@
                               <w:jc w:val="left"/>
                               <w:rPr>
                                 <w:rFonts w:hint="eastAsia" w:ascii="微软雅黑" w:hAnsi="微软雅黑" w:eastAsia="微软雅黑"/>
-                                <w:color w:val="414141"/>
-                                <w:sz w:val="8"/>
-                                <w:szCs w:val="8"/>
-                                <w:lang w:eastAsia="zh-CN"/>
+                                <w:bCs/>
+                                <w:color w:val="3C3C3C"/>
+                                <w:sz w:val="21"/>
+                                <w:szCs w:val="21"/>
+                                <w:lang w:val="en-US" w:eastAsia="zh-CN"/>
                               </w:rPr>
                             </w:pPr>
                           </w:p>
@@ -11957,13 +11403,23 @@
                               <w:jc w:val="left"/>
                               <w:rPr>
                                 <w:rFonts w:hint="eastAsia" w:ascii="微软雅黑" w:hAnsi="微软雅黑" w:eastAsia="微软雅黑"/>
-                                <w:bCs/>
-                                <w:color w:val="3C3C3C"/>
-                                <w:sz w:val="21"/>
+                                <w:b/>
+                                <w:bCs/>
+                                <w:color w:val="414141"/>
+                                <w:szCs w:val="21"/>
+                              </w:rPr>
+                            </w:pPr>
+                            <w:r>
+                              <w:rPr>
+                                <w:rFonts w:hint="eastAsia" w:ascii="微软雅黑" w:hAnsi="微软雅黑" w:eastAsia="微软雅黑"/>
+                                <w:b/>
+                                <w:bCs/>
+                                <w:color w:val="414141"/>
                                 <w:szCs w:val="21"/>
                                 <w:lang w:val="en-US" w:eastAsia="zh-CN"/>
                               </w:rPr>
-                            </w:pPr>
+                              <w:tab/>
+                            </w:r>
                             <w:r>
                               <w:rPr>
                                 <w:rFonts w:hint="eastAsia" w:ascii="微软雅黑" w:hAnsi="微软雅黑" w:eastAsia="微软雅黑"/>
@@ -11973,68 +11429,59 @@
                                 <w:szCs w:val="21"/>
                                 <w:lang w:val="en-US" w:eastAsia="zh-CN"/>
                               </w:rPr>
-                              <w:t>项目负责</w:t>
-                            </w:r>
-                            <w:r>
-                              <w:rPr>
-                                <w:rFonts w:hint="eastAsia" w:ascii="微软雅黑" w:hAnsi="微软雅黑" w:eastAsia="微软雅黑"/>
+                              <w:t>淮北物业后台管理系统（Web）</w:t>
+                            </w:r>
+                            <w:r>
+                              <w:rPr>
+                                <w:rFonts w:ascii="微软雅黑" w:hAnsi="微软雅黑" w:eastAsia="微软雅黑"/>
                                 <w:b/>
                                 <w:bCs/>
                                 <w:color w:val="414141"/>
                                 <w:szCs w:val="21"/>
                               </w:rPr>
-                              <w:t>：</w:t>
-                            </w:r>
-                            <w:r>
-                              <w:rPr>
-                                <w:rFonts w:hint="eastAsia" w:ascii="微软雅黑" w:hAnsi="微软雅黑" w:eastAsia="微软雅黑"/>
-                                <w:b w:val="0"/>
-                                <w:bCs w:val="0"/>
+                              <w:tab/>
+                            </w:r>
+                            <w:r>
+                              <w:rPr>
+                                <w:rFonts w:hint="eastAsia" w:ascii="微软雅黑" w:hAnsi="微软雅黑" w:eastAsia="微软雅黑"/>
+                                <w:b/>
+                                <w:bCs/>
                                 <w:color w:val="414141"/>
                                 <w:szCs w:val="21"/>
                                 <w:lang w:val="en-US" w:eastAsia="zh-CN"/>
                               </w:rPr>
-                              <w:t>根据UI图和产品经理的跳转交互文档进行页面开发和封装复用组件，项目主要使用uniapp进行页面和组件的开发，使用</w:t>
-                            </w:r>
-                            <w:r>
-                              <w:rPr>
-                                <w:rFonts w:hint="eastAsia" w:ascii="微软雅黑" w:hAnsi="微软雅黑" w:eastAsia="微软雅黑"/>
+                              <w:t xml:space="preserve">     </w:t>
+                            </w:r>
+                            <w:r>
+                              <w:rPr>
+                                <w:rFonts w:ascii="微软雅黑" w:hAnsi="微软雅黑" w:eastAsia="微软雅黑"/>
+                                <w:b/>
+                                <w:bCs/>
+                                <w:color w:val="414141"/>
+                                <w:szCs w:val="21"/>
+                              </w:rPr>
+                              <w:t>前端</w:t>
+                            </w:r>
+                            <w:r>
+                              <w:rPr>
+                                <w:rFonts w:hint="eastAsia" w:ascii="微软雅黑" w:hAnsi="微软雅黑" w:eastAsia="微软雅黑"/>
+                                <w:b/>
+                                <w:bCs/>
                                 <w:color w:val="414141"/>
                                 <w:szCs w:val="21"/>
                                 <w:lang w:val="en-US" w:eastAsia="zh-CN"/>
                               </w:rPr>
-                              <w:t>promise封装</w:t>
-                            </w:r>
-                            <w:r>
-                              <w:rPr>
-                                <w:rFonts w:hint="eastAsia" w:ascii="微软雅黑" w:hAnsi="微软雅黑" w:eastAsia="微软雅黑"/>
-                                <w:bCs/>
-                                <w:color w:val="3C3C3C"/>
-                                <w:sz w:val="21"/>
-                                <w:szCs w:val="21"/>
-                              </w:rPr>
-                              <w:t>uni</w:t>
-                            </w:r>
-                            <w:r>
-                              <w:rPr>
-                                <w:rFonts w:ascii="微软雅黑" w:hAnsi="微软雅黑" w:eastAsia="微软雅黑"/>
-                                <w:bCs/>
-                                <w:color w:val="3C3C3C"/>
-                                <w:sz w:val="21"/>
-                                <w:szCs w:val="21"/>
-                              </w:rPr>
-                              <w:t>.request</w:t>
-                            </w:r>
-                            <w:r>
-                              <w:rPr>
-                                <w:rFonts w:hint="eastAsia" w:ascii="微软雅黑" w:hAnsi="微软雅黑" w:eastAsia="微软雅黑"/>
-                                <w:bCs/>
-                                <w:color w:val="3C3C3C"/>
-                                <w:sz w:val="21"/>
-                                <w:szCs w:val="21"/>
-                                <w:lang w:val="en-US" w:eastAsia="zh-CN"/>
-                              </w:rPr>
-                              <w:t>网络请求方法，在多个页面进行调用接口数据，还使用到了uviewUI框架进行开发，提高开发效率，这两个项目打包安卓和ios的app分别发布的不同的应用商城。</w:t>
+                              <w:t>部分</w:t>
+                            </w:r>
+                            <w:r>
+                              <w:rPr>
+                                <w:rFonts w:hint="eastAsia" w:ascii="微软雅黑" w:hAnsi="微软雅黑" w:eastAsia="微软雅黑"/>
+                                <w:b/>
+                                <w:bCs/>
+                                <w:color w:val="414141"/>
+                                <w:szCs w:val="21"/>
+                              </w:rPr>
+                              <w:t>负责人</w:t>
                             </w:r>
                           </w:p>
                           <w:p>
@@ -12048,11 +11495,11 @@
                               <w:jc w:val="left"/>
                               <w:rPr>
                                 <w:rFonts w:hint="eastAsia" w:ascii="微软雅黑" w:hAnsi="微软雅黑" w:eastAsia="微软雅黑"/>
-                                <w:bCs/>
-                                <w:color w:val="3C3C3C"/>
-                                <w:sz w:val="21"/>
-                                <w:szCs w:val="21"/>
-                                <w:lang w:val="en-US" w:eastAsia="zh-CN"/>
+                                <w:b/>
+                                <w:bCs/>
+                                <w:color w:val="414141"/>
+                                <w:sz w:val="8"/>
+                                <w:szCs w:val="8"/>
                               </w:rPr>
                             </w:pPr>
                           </w:p>
@@ -12067,85 +11514,27 @@
                               <w:jc w:val="left"/>
                               <w:rPr>
                                 <w:rFonts w:hint="eastAsia" w:ascii="微软雅黑" w:hAnsi="微软雅黑" w:eastAsia="微软雅黑"/>
+                                <w:color w:val="414141"/>
+                                <w:szCs w:val="21"/>
+                              </w:rPr>
+                            </w:pPr>
+                            <w:r>
+                              <w:rPr>
+                                <w:rFonts w:hint="eastAsia" w:ascii="微软雅黑" w:hAnsi="微软雅黑" w:eastAsia="微软雅黑"/>
                                 <w:b/>
                                 <w:bCs/>
                                 <w:color w:val="414141"/>
                                 <w:szCs w:val="21"/>
                               </w:rPr>
-                            </w:pPr>
-                            <w:r>
-                              <w:rPr>
-                                <w:rFonts w:hint="eastAsia" w:ascii="微软雅黑" w:hAnsi="微软雅黑" w:eastAsia="微软雅黑"/>
-                                <w:b/>
-                                <w:bCs/>
-                                <w:color w:val="414141"/>
-                                <w:szCs w:val="21"/>
-                                <w:lang w:val="en-US" w:eastAsia="zh-CN"/>
-                              </w:rPr>
-                              <w:tab/>
-                            </w:r>
-                            <w:r>
-                              <w:rPr>
-                                <w:rFonts w:hint="eastAsia" w:ascii="微软雅黑" w:hAnsi="微软雅黑" w:eastAsia="微软雅黑"/>
-                                <w:b/>
-                                <w:bCs/>
-                                <w:color w:val="414141"/>
-                                <w:szCs w:val="21"/>
-                                <w:lang w:val="en-US" w:eastAsia="zh-CN"/>
-                              </w:rPr>
-                              <w:t>淮北物业后台管理系统（Web）</w:t>
-                            </w:r>
-                            <w:r>
-                              <w:rPr>
-                                <w:rFonts w:ascii="微软雅黑" w:hAnsi="微软雅黑" w:eastAsia="微软雅黑"/>
-                                <w:b/>
-                                <w:bCs/>
-                                <w:color w:val="414141"/>
-                                <w:szCs w:val="21"/>
-                              </w:rPr>
-                              <w:tab/>
-                            </w:r>
-                            <w:r>
-                              <w:rPr>
-                                <w:rFonts w:hint="eastAsia" w:ascii="微软雅黑" w:hAnsi="微软雅黑" w:eastAsia="微软雅黑"/>
-                                <w:b/>
-                                <w:bCs/>
-                                <w:color w:val="414141"/>
-                                <w:szCs w:val="21"/>
-                                <w:lang w:val="en-US" w:eastAsia="zh-CN"/>
-                              </w:rPr>
-                              <w:t xml:space="preserve">     </w:t>
-                            </w:r>
-                            <w:r>
-                              <w:rPr>
-                                <w:rFonts w:ascii="微软雅黑" w:hAnsi="微软雅黑" w:eastAsia="微软雅黑"/>
-                                <w:b/>
-                                <w:bCs/>
-                                <w:color w:val="414141"/>
-                                <w:szCs w:val="21"/>
-                              </w:rPr>
-                              <w:t>前端</w:t>
-                            </w:r>
-                            <w:r>
-                              <w:rPr>
-                                <w:rFonts w:hint="eastAsia" w:ascii="微软雅黑" w:hAnsi="微软雅黑" w:eastAsia="微软雅黑"/>
-                                <w:b/>
-                                <w:bCs/>
-                                <w:color w:val="414141"/>
-                                <w:szCs w:val="21"/>
-                                <w:lang w:val="en-US" w:eastAsia="zh-CN"/>
-                              </w:rPr>
-                              <w:t>部分</w:t>
-                            </w:r>
-                            <w:r>
-                              <w:rPr>
-                                <w:rFonts w:hint="eastAsia" w:ascii="微软雅黑" w:hAnsi="微软雅黑" w:eastAsia="微软雅黑"/>
-                                <w:b/>
-                                <w:bCs/>
-                                <w:color w:val="414141"/>
-                                <w:szCs w:val="21"/>
-                              </w:rPr>
-                              <w:t>负责人</w:t>
+                              <w:t>项目介绍：</w:t>
+                            </w:r>
+                            <w:r>
+                              <w:rPr>
+                                <w:rFonts w:hint="eastAsia" w:ascii="微软雅黑" w:hAnsi="微软雅黑" w:eastAsia="微软雅黑"/>
+                                <w:color w:val="414141"/>
+                                <w:szCs w:val="21"/>
+                              </w:rPr>
+                              <w:t>物业公司可以在管理系统中创建、编辑和删除各种服务项目，包括维修、保洁、安保等。每个项目都可以以商品的形式呈现，包括名称、描述、价格和服务时长等详细信息。系统允许物业公司查看和管理所有业主提交的订单。管理员可以审批、取消或修改订单，确保订单信息的准确性和时效性。</w:t>
                             </w:r>
                           </w:p>
                           <w:p>
@@ -12159,11 +11548,10 @@
                               <w:jc w:val="left"/>
                               <w:rPr>
                                 <w:rFonts w:hint="eastAsia" w:ascii="微软雅黑" w:hAnsi="微软雅黑" w:eastAsia="微软雅黑"/>
-                                <w:b/>
-                                <w:bCs/>
                                 <w:color w:val="414141"/>
                                 <w:sz w:val="8"/>
                                 <w:szCs w:val="8"/>
+                                <w:lang w:eastAsia="zh-CN"/>
                               </w:rPr>
                             </w:pPr>
                           </w:p>
@@ -12177,60 +11565,10 @@
                               <w:snapToGrid w:val="0"/>
                               <w:jc w:val="left"/>
                               <w:rPr>
-                                <w:rFonts w:hint="eastAsia" w:ascii="微软雅黑" w:hAnsi="微软雅黑" w:eastAsia="微软雅黑"/>
-                                <w:color w:val="414141"/>
-                                <w:szCs w:val="21"/>
-                              </w:rPr>
-                            </w:pPr>
-                            <w:r>
-                              <w:rPr>
-                                <w:rFonts w:hint="eastAsia" w:ascii="微软雅黑" w:hAnsi="微软雅黑" w:eastAsia="微软雅黑"/>
-                                <w:b/>
-                                <w:bCs/>
-                                <w:color w:val="414141"/>
-                                <w:szCs w:val="21"/>
-                              </w:rPr>
-                              <w:t>项目介绍：</w:t>
-                            </w:r>
-                            <w:r>
-                              <w:rPr>
-                                <w:rFonts w:hint="eastAsia" w:ascii="微软雅黑" w:hAnsi="微软雅黑" w:eastAsia="微软雅黑"/>
-                                <w:color w:val="414141"/>
-                                <w:szCs w:val="21"/>
-                              </w:rPr>
-                              <w:t>物业公司可以在管理系统中创建、编辑和删除各种服务项目，包括维修、保洁、安保等。每个项目都可以以商品的形式呈现，包括名称、描述、价格和服务时长等详细信息。系统允许物业公司查看和管理所有业主提交的订单。管理员可以审批、取消或修改订单，确保订单信息的准确性和时效性。</w:t>
-                            </w:r>
-                          </w:p>
-                          <w:p>
-                            <w:pPr>
-                              <w:tabs>
-                                <w:tab w:val="left" w:pos="2694"/>
-                                <w:tab w:val="left" w:pos="5529"/>
-                              </w:tabs>
-                              <w:adjustRightInd w:val="0"/>
-                              <w:snapToGrid w:val="0"/>
-                              <w:jc w:val="left"/>
-                              <w:rPr>
-                                <w:rFonts w:hint="eastAsia" w:ascii="微软雅黑" w:hAnsi="微软雅黑" w:eastAsia="微软雅黑"/>
-                                <w:color w:val="414141"/>
-                                <w:sz w:val="8"/>
-                                <w:szCs w:val="8"/>
-                                <w:lang w:eastAsia="zh-CN"/>
-                              </w:rPr>
-                            </w:pPr>
-                          </w:p>
-                          <w:p>
-                            <w:pPr>
-                              <w:tabs>
-                                <w:tab w:val="left" w:pos="2694"/>
-                                <w:tab w:val="left" w:pos="5529"/>
-                              </w:tabs>
-                              <w:adjustRightInd w:val="0"/>
-                              <w:snapToGrid w:val="0"/>
-                              <w:jc w:val="left"/>
-                              <w:rPr>
                                 <w:rFonts w:hint="default" w:ascii="微软雅黑" w:hAnsi="微软雅黑" w:eastAsia="微软雅黑"/>
-                                <w:color w:val="414141"/>
+                                <w:bCs/>
+                                <w:color w:val="3C3C3C"/>
+                                <w:sz w:val="21"/>
                                 <w:szCs w:val="21"/>
                                 <w:lang w:val="en-US" w:eastAsia="zh-CN"/>
                               </w:rPr>
@@ -12265,58 +11603,8 @@
                                 <w:szCs w:val="21"/>
                                 <w:lang w:val="en-US" w:eastAsia="zh-CN"/>
                               </w:rPr>
-                              <w:t>根据原型进行页面功能的开发，技术主要使用vue、Avue、vue</w:t>
-                            </w:r>
-                            <w:r>
-                              <w:rPr>
-                                <w:rFonts w:hint="default" w:ascii="微软雅黑" w:hAnsi="微软雅黑" w:eastAsia="微软雅黑"/>
-                                <w:b w:val="0"/>
-                                <w:bCs w:val="0"/>
-                                <w:color w:val="414141"/>
-                                <w:szCs w:val="21"/>
-                                <w:lang w:val="en-US" w:eastAsia="zh-CN"/>
-                              </w:rPr>
-                              <w:t>-router</w:t>
-                            </w:r>
-                            <w:r>
-                              <w:rPr>
-                                <w:rFonts w:hint="eastAsia" w:ascii="微软雅黑" w:hAnsi="微软雅黑" w:eastAsia="微软雅黑"/>
-                                <w:b w:val="0"/>
-                                <w:bCs w:val="0"/>
-                                <w:color w:val="414141"/>
-                                <w:szCs w:val="21"/>
-                                <w:lang w:val="en-US" w:eastAsia="zh-CN"/>
-                              </w:rPr>
-                              <w:t>、Axios、</w:t>
-                            </w:r>
-                            <w:r>
-                              <w:rPr>
-                                <w:rFonts w:hint="eastAsia" w:ascii="微软雅黑" w:hAnsi="微软雅黑" w:eastAsia="微软雅黑"/>
-                                <w:color w:val="414141"/>
-                                <w:szCs w:val="21"/>
-                                <w:lang w:val="en-US" w:eastAsia="zh-CN"/>
-                              </w:rPr>
-                              <w:t>element等技术进行页面的布局和交互，在项目中主要还是以Avue的组件进行开发为主，开发的功能还是以增删改查为主，主要还是处理对象和数组调用接口为主，其次是页面数据的显示和隐藏，项目中接口调用的方法使用promise对Axios进行封装</w:t>
-                            </w:r>
-                          </w:p>
-                          <w:p>
-                            <w:pPr>
-                              <w:tabs>
-                                <w:tab w:val="left" w:pos="2694"/>
-                                <w:tab w:val="left" w:pos="5529"/>
-                              </w:tabs>
-                              <w:adjustRightInd w:val="0"/>
-                              <w:snapToGrid w:val="0"/>
-                              <w:jc w:val="left"/>
-                              <w:rPr>
-                                <w:rFonts w:hint="default" w:ascii="微软雅黑" w:hAnsi="微软雅黑" w:eastAsia="微软雅黑"/>
-                                <w:bCs/>
-                                <w:color w:val="3C3C3C"/>
-                                <w:sz w:val="21"/>
-                                <w:szCs w:val="21"/>
-                                <w:lang w:val="en-US" w:eastAsia="zh-CN"/>
-                              </w:rPr>
-                            </w:pPr>
+                              <w:t>我的职责是根据原型开发页面功能。在技术方面，我主要使用了vue、Avue、vue-router、Axios、element等技术进行页面的布局和交互。项目的主要开发工作集中在使用Avue组件进行功能开发，主要包括增删改查操作。我处理了对象和数组的接口调用，并负责页面数据的显示和隐藏。在项目中，我还对Axios进行了封装，使用Promise来处理接口调用，以提高代码的可维护性和可扩展性。</w:t>
+                            </w:r>
                           </w:p>
                         </w:txbxContent>
                       </v:textbox>
@@ -12999,6 +12287,8 @@
           </mc:Fallback>
         </mc:AlternateContent>
       </w:r>
+      <w:bookmarkStart w:id="0" w:name="_GoBack"/>
+      <w:bookmarkEnd w:id="0"/>
       <w:r>
         <mc:AlternateContent>
           <mc:Choice Requires="wpg">
@@ -13011,7 +12301,7 @@
                 <wp:positionV relativeFrom="page">
                   <wp:posOffset>728345</wp:posOffset>
                 </wp:positionV>
-                <wp:extent cx="5220335" cy="7331710"/>
+                <wp:extent cx="5220335" cy="7964805"/>
                 <wp:effectExtent l="0" t="0" r="0" b="0"/>
                 <wp:wrapNone/>
                 <wp:docPr id="172" name="组合 172"/>
@@ -13023,9 +12313,9 @@
                       <wpg:grpSpPr>
                         <a:xfrm>
                           <a:off x="0" y="0"/>
-                          <a:ext cx="5220335" cy="7331776"/>
+                          <a:ext cx="5220335" cy="7964876"/>
                           <a:chOff x="0" y="0"/>
-                          <a:chExt cx="5221603" cy="7331839"/>
+                          <a:chExt cx="5221603" cy="7964945"/>
                         </a:xfrm>
                       </wpg:grpSpPr>
                       <wpg:grpSp>
@@ -13034,9 +12324,9 @@
                         <wpg:grpSpPr>
                           <a:xfrm>
                             <a:off x="0" y="0"/>
-                            <a:ext cx="5221603" cy="7331839"/>
+                            <a:ext cx="5221603" cy="7964945"/>
                             <a:chOff x="0" y="0"/>
-                            <a:chExt cx="5223370" cy="7337893"/>
+                            <a:chExt cx="5223370" cy="7971521"/>
                           </a:xfrm>
                         </wpg:grpSpPr>
                         <wpg:grpSp>
@@ -13045,9 +12335,9 @@
                           <wpg:grpSpPr>
                             <a:xfrm>
                               <a:off x="0" y="0"/>
-                              <a:ext cx="5223370" cy="7337893"/>
+                              <a:ext cx="5223370" cy="7971521"/>
                               <a:chOff x="-409614" y="0"/>
-                              <a:chExt cx="5223877" cy="7342162"/>
+                              <a:chExt cx="5223877" cy="7976159"/>
                             </a:xfrm>
                           </wpg:grpSpPr>
                           <wpg:grpSp>
@@ -13168,7 +12458,7 @@
                             <wps:spPr bwMode="auto">
                               <a:xfrm>
                                 <a:off x="-409614" y="415882"/>
-                                <a:ext cx="5223877" cy="6926280"/>
+                                <a:ext cx="5223877" cy="7560277"/>
                               </a:xfrm>
                               <a:prstGeom prst="rect">
                                 <a:avLst/>
@@ -13554,12 +12844,11 @@
                                     <w:adjustRightInd w:val="0"/>
                                     <w:jc w:val="left"/>
                                     <w:rPr>
-                                      <w:rFonts w:hint="default" w:ascii="微软雅黑" w:hAnsi="微软雅黑" w:eastAsia="微软雅黑"/>
+                                      <w:rFonts w:hint="eastAsia" w:ascii="微软雅黑" w:hAnsi="微软雅黑" w:eastAsia="微软雅黑"/>
                                       <w:bCs/>
                                       <w:color w:val="3C3C3C"/>
                                       <w:sz w:val="21"/>
                                       <w:szCs w:val="21"/>
-                                      <w:lang w:val="en-US" w:eastAsia="zh-CN"/>
                                     </w:rPr>
                                   </w:pPr>
                                   <w:r>
@@ -13604,29 +12893,7 @@
                                       <w:sz w:val="21"/>
                                       <w:szCs w:val="21"/>
                                     </w:rPr>
-                                    <w:t>负责</w:t>
-                                  </w:r>
-                                  <w:r>
-                                    <w:rPr>
-                                      <w:rFonts w:hint="eastAsia" w:ascii="微软雅黑" w:hAnsi="微软雅黑" w:eastAsia="微软雅黑"/>
-                                      <w:bCs/>
-                                      <w:color w:val="3C3C3C"/>
-                                      <w:sz w:val="21"/>
-                                      <w:szCs w:val="21"/>
-                                      <w:lang w:val="en-US" w:eastAsia="zh-CN"/>
-                                    </w:rPr>
-                                    <w:t>产品原型进行app框架的搭建，主要使用的技术uniapp、uview等相关技术，封装标题组件、弹窗组件、底部组件、接口调用封装、模块分类等工作。完成一系列组件后进行整体一二级界面的布局和跳转，写完页面布局后进行接口数据交互和渲染的调用顺带编写三级页面的数据渲染，处理完这些基础框架后再细化开发，对接融云直播Api，对接蓝牙数据，处理蓝牙返回的十六进制数据进行一一解析再将数据实时渲染和数据上传等功能，整体app算是独立开发</w:t>
-                                  </w:r>
-                                  <w:r>
-                                    <w:rPr>
-                                      <w:rFonts w:hint="default" w:ascii="微软雅黑" w:hAnsi="微软雅黑" w:eastAsia="微软雅黑"/>
-                                      <w:bCs/>
-                                      <w:color w:val="3C3C3C"/>
-                                      <w:sz w:val="21"/>
-                                      <w:szCs w:val="21"/>
-                                      <w:lang w:val="en-US" w:eastAsia="zh-CN"/>
-                                    </w:rPr>
-                                    <w:t>...</w:t>
+                                    <w:t>我负责根据产品原型搭建应用的框架。主要使用的技术包括uniapp和uView等相关技术。我的工作包括封装标题组件、弹窗组件、底部组件，以及接口调用的封装和模块分类。完成这些组件后，我进行了整体一二级界面的布局和跳转。随后，我处理了接口数据交互和渲染，同时编写了三级页面的数据渲染部分。在处理了这些基础框架后，我进行了更详细的开发，包括对接融云直播API、蓝牙数据的对接以及对蓝牙返回的十六进制数据进行解析，并将数据实时渲染和上传。整个应用的开发过程由我独立完成。</w:t>
                                   </w:r>
                                 </w:p>
                                 <w:p>
@@ -13847,7 +13114,7 @@
                                       <w:szCs w:val="21"/>
                                       <w:lang w:val="en-US" w:eastAsia="zh-CN"/>
                                     </w:rPr>
-                                    <w:t>USeehel官网摘要以挂app的安卓和iOS的下载地址，还挂载悠视竞技游戏的安卓和ios下载地址</w:t>
+                                    <w:t>USeeHel官网是一个汇总平台，提供USeeHel应用的安卓和iOS下载地址，同时还提供悠视竞技游戏的安卓和iOS下载地址。</w:t>
                                   </w:r>
                                 </w:p>
                                 <w:p>
@@ -13882,9 +13149,9 @@
                                     <w:snapToGrid w:val="0"/>
                                     <w:jc w:val="left"/>
                                     <w:rPr>
-                                      <w:rFonts w:hint="default" w:ascii="微软雅黑" w:hAnsi="微软雅黑" w:eastAsia="微软雅黑"/>
-                                      <w:b/>
-                                      <w:bCs/>
+                                      <w:rFonts w:hint="eastAsia" w:ascii="微软雅黑" w:hAnsi="微软雅黑" w:eastAsia="微软雅黑"/>
+                                      <w:b w:val="0"/>
+                                      <w:bCs w:val="0"/>
                                       <w:color w:val="414141"/>
                                       <w:szCs w:val="21"/>
                                       <w:lang w:val="en-US" w:eastAsia="zh-CN"/>
@@ -13933,7 +13200,7 @@
                                       <w:szCs w:val="21"/>
                                       <w:lang w:val="en-US" w:eastAsia="zh-CN"/>
                                     </w:rPr>
-                                    <w:t>负责根据设计图进行页面开发，主要使用的技术有vue和Axios进行页面布局和接口调用的开发，启用rem的相关插件进行页面适配pc和手机，写完项目后打包部署</w:t>
+                                    <w:t>我使用了vue和Axios等技术进行页面的布局和接口调用。这些技术使我能够有效地开发和管理官网内容。为了确保官网在不同设备上有良好的显示效果，我启用了rem相关插件，进行了页面适配，使官网能够适应不同分辨率的PC和手机。我根据设计图进行页面开发，确保官网的外观与设计一致，提供用户友好的界面。完成项目后，我负责将官网打包并进行部署，以确保它可以在互联网上正常访问。</w:t>
                                   </w:r>
                                 </w:p>
                                 <w:p>
@@ -13946,9 +13213,12 @@
                                     <w:snapToGrid w:val="0"/>
                                     <w:jc w:val="left"/>
                                     <w:rPr>
-                                      <w:rFonts w:ascii="微软雅黑" w:hAnsi="微软雅黑" w:eastAsia="微软雅黑"/>
-                                      <w:color w:val="414141"/>
-                                      <w:szCs w:val="21"/>
+                                      <w:rFonts w:hint="eastAsia" w:ascii="微软雅黑" w:hAnsi="微软雅黑" w:eastAsia="微软雅黑"/>
+                                      <w:b w:val="0"/>
+                                      <w:bCs w:val="0"/>
+                                      <w:color w:val="414141"/>
+                                      <w:szCs w:val="21"/>
+                                      <w:lang w:val="en-US" w:eastAsia="zh-CN"/>
                                     </w:rPr>
                                   </w:pPr>
                                 </w:p>
@@ -14119,7 +13389,18 @@
                                       <w:color w:val="414141"/>
                                       <w:szCs w:val="21"/>
                                     </w:rPr>
-                                    <w:t>项目介绍：</w:t>
+                                    <w:t>项目介绍</w:t>
+                                  </w:r>
+                                  <w:r>
+                                    <w:rPr>
+                                      <w:rFonts w:hint="eastAsia" w:ascii="微软雅黑" w:hAnsi="微软雅黑" w:eastAsia="微软雅黑"/>
+                                      <w:b/>
+                                      <w:bCs/>
+                                      <w:color w:val="414141"/>
+                                      <w:szCs w:val="21"/>
+                                      <w:lang w:eastAsia="zh-CN"/>
+                                    </w:rPr>
+                                    <w:t>：</w:t>
                                   </w:r>
                                   <w:r>
                                     <w:rPr>
@@ -14185,82 +13466,6 @@
                                     <w:jc w:val="left"/>
                                     <w:rPr>
                                       <w:rFonts w:hint="default" w:ascii="微软雅黑" w:hAnsi="微软雅黑" w:eastAsia="微软雅黑"/>
-                                      <w:color w:val="414141"/>
-                                      <w:szCs w:val="21"/>
-                                      <w:lang w:val="en-US" w:eastAsia="zh-CN"/>
-                                    </w:rPr>
-                                  </w:pPr>
-                                  <w:r>
-                                    <w:rPr>
-                                      <w:rFonts w:hint="eastAsia" w:ascii="微软雅黑" w:hAnsi="微软雅黑" w:eastAsia="微软雅黑"/>
-                                      <w:b/>
-                                      <w:bCs/>
-                                      <w:color w:val="414141"/>
-                                      <w:szCs w:val="21"/>
-                                      <w:lang w:val="en-US" w:eastAsia="zh-CN"/>
-                                    </w:rPr>
-                                    <w:t>项目负责</w:t>
-                                  </w:r>
-                                  <w:r>
-                                    <w:rPr>
-                                      <w:rFonts w:hint="eastAsia" w:ascii="微软雅黑" w:hAnsi="微软雅黑" w:eastAsia="微软雅黑"/>
-                                      <w:b/>
-                                      <w:bCs/>
-                                      <w:color w:val="414141"/>
-                                      <w:szCs w:val="21"/>
-                                    </w:rPr>
-                                    <w:t>：</w:t>
-                                  </w:r>
-                                  <w:r>
-                                    <w:rPr>
-                                      <w:rFonts w:hint="eastAsia" w:ascii="微软雅黑" w:hAnsi="微软雅黑" w:eastAsia="微软雅黑"/>
-                                      <w:b w:val="0"/>
-                                      <w:bCs w:val="0"/>
-                                      <w:color w:val="414141"/>
-                                      <w:szCs w:val="21"/>
-                                      <w:lang w:val="en-US" w:eastAsia="zh-CN"/>
-                                    </w:rPr>
-                                    <w:t>根据原型进行整体框架的搭建和封装，主要使用的react、react-router-dom、Axios、</w:t>
-                                  </w:r>
-                                  <w:r>
-                                    <w:rPr>
-                                      <w:rFonts w:hint="default" w:ascii="微软雅黑" w:hAnsi="微软雅黑" w:eastAsia="微软雅黑"/>
-                                      <w:color w:val="414141"/>
-                                      <w:szCs w:val="21"/>
-                                      <w:lang w:val="en-US" w:eastAsia="zh-CN"/>
-                                    </w:rPr>
-                                    <w:t>Ant Design</w:t>
-                                  </w:r>
-                                  <w:r>
-                                    <w:rPr>
-                                      <w:rFonts w:hint="eastAsia" w:ascii="微软雅黑" w:hAnsi="微软雅黑" w:eastAsia="微软雅黑"/>
-                                      <w:color w:val="414141"/>
-                                      <w:szCs w:val="21"/>
-                                      <w:lang w:val="en-US" w:eastAsia="zh-CN"/>
-                                    </w:rPr>
-                                    <w:t>等技术进行开发，使用promise对Axios封装接口调用和拦截方法，在项目中读里开发每一个功能点，主要还是以增删改查的功能为主，很多处理对象或函数的方法都是可复用的，所有开发效率提高了，封装了路由跳转的文件，还有很多细节在代码中</w:t>
-                                  </w:r>
-                                  <w:r>
-                                    <w:rPr>
-                                      <w:rFonts w:hint="default" w:ascii="微软雅黑" w:hAnsi="微软雅黑" w:eastAsia="微软雅黑"/>
-                                      <w:color w:val="414141"/>
-                                      <w:szCs w:val="21"/>
-                                      <w:lang w:val="en-US" w:eastAsia="zh-CN"/>
-                                    </w:rPr>
-                                    <w:t>...</w:t>
-                                  </w:r>
-                                </w:p>
-                                <w:p>
-                                  <w:pPr>
-                                    <w:tabs>
-                                      <w:tab w:val="left" w:pos="2694"/>
-                                      <w:tab w:val="left" w:pos="5529"/>
-                                    </w:tabs>
-                                    <w:adjustRightInd w:val="0"/>
-                                    <w:snapToGrid w:val="0"/>
-                                    <w:jc w:val="left"/>
-                                    <w:rPr>
-                                      <w:rFonts w:hint="default" w:ascii="微软雅黑" w:hAnsi="微软雅黑" w:eastAsia="微软雅黑"/>
                                       <w:bCs/>
                                       <w:color w:val="3C3C3C"/>
                                       <w:sz w:val="21"/>
@@ -14268,6 +13473,37 @@
                                       <w:lang w:val="en-US" w:eastAsia="zh-CN"/>
                                     </w:rPr>
                                   </w:pPr>
+                                  <w:r>
+                                    <w:rPr>
+                                      <w:rFonts w:hint="eastAsia" w:ascii="微软雅黑" w:hAnsi="微软雅黑" w:eastAsia="微软雅黑"/>
+                                      <w:b/>
+                                      <w:bCs/>
+                                      <w:color w:val="414141"/>
+                                      <w:szCs w:val="21"/>
+                                      <w:lang w:val="en-US" w:eastAsia="zh-CN"/>
+                                    </w:rPr>
+                                    <w:t>项目负责</w:t>
+                                  </w:r>
+                                  <w:r>
+                                    <w:rPr>
+                                      <w:rFonts w:hint="eastAsia" w:ascii="微软雅黑" w:hAnsi="微软雅黑" w:eastAsia="微软雅黑"/>
+                                      <w:b/>
+                                      <w:bCs/>
+                                      <w:color w:val="414141"/>
+                                      <w:szCs w:val="21"/>
+                                      <w:lang w:eastAsia="zh-CN"/>
+                                    </w:rPr>
+                                    <w:t>：</w:t>
+                                  </w:r>
+                                  <w:r>
+                                    <w:rPr>
+                                      <w:rFonts w:hint="eastAsia" w:ascii="微软雅黑" w:hAnsi="微软雅黑" w:eastAsia="微软雅黑"/>
+                                      <w:color w:val="414141"/>
+                                      <w:szCs w:val="21"/>
+                                      <w:lang w:val="en-US" w:eastAsia="zh-CN"/>
+                                    </w:rPr>
+                                    <w:t>我负责根据原型构建整体框架并进行封装，主要使用了React、React Router DOM、Axios、Ant Design等技术进行开发。为了提高代码的可维护性和性能，我使用Promise对Axios进行了接口调用和拦截方法的封装。在项目中，我开发了每一个功能点，主要侧重于增删改查等核心功能。我着重编写了可复用的对象和函数处理方法，从而提高了开发效率。另外，我还封装了路由跳转的相关文件，以提升用户体验。项目中还注重处理各种细节，以确保整体项目的独立开发和高质量交付。</w:t>
+                                  </w:r>
                                 </w:p>
                               </w:txbxContent>
                             </wps:txbx>
@@ -14522,11 +13758,11 @@
           </mc:Choice>
           <mc:Fallback>
             <w:pict>
-              <v:group id="_x0000_s1026" o:spid="_x0000_s1026" o:spt="203" style="position:absolute;left:0pt;margin-left:120.05pt;margin-top:57.35pt;height:577.3pt;width:411.05pt;mso-position-vertical-relative:page;z-index:251663360;mso-width-relative:page;mso-height-relative:page;" coordsize="5221603,7331839" o:gfxdata="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">
+              <v:group id="_x0000_s1026" o:spid="_x0000_s1026" o:spt="203" style="position:absolute;left:0pt;margin-left:120.05pt;margin-top:57.35pt;height:627.15pt;width:411.05pt;mso-position-vertical-relative:page;z-index:251663360;mso-width-relative:page;mso-height-relative:page;" coordsize="5221603,7964944" o:gfxdata="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">
                 <o:lock v:ext="edit" aspectratio="f"/>
-                <v:group id="_x0000_s1026" o:spid="_x0000_s1026" o:spt="203" style="position:absolute;left:0;top:0;height:7331839;width:5221603;" coordsize="5223370,7337893" o:gfxdata="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">
+                <v:group id="_x0000_s1026" o:spid="_x0000_s1026" o:spt="203" style="position:absolute;left:0;top:0;height:7964944;width:5221603;" coordsize="5223370,7971521" o:gfxdata="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">
                   <o:lock v:ext="edit" aspectratio="f"/>
-                  <v:group id="_x0000_s1026" o:spid="_x0000_s1026" o:spt="203" style="position:absolute;left:0;top:0;height:7337893;width:5223370;" coordorigin="-409614,0" coordsize="5223877,7342162" o:gfxdata="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">
+                  <v:group id="_x0000_s1026" o:spid="_x0000_s1026" o:spt="203" style="position:absolute;left:0;top:0;height:7971521;width:5223370;" coordorigin="-409614,0" coordsize="5223877,7976159" o:gfxdata="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">
                     <o:lock v:ext="edit" aspectratio="f"/>
                     <v:group id="_x0000_s1026" o:spid="_x0000_s1026" o:spt="203" style="position:absolute;left:22483;top:0;height:382812;width:4717780;" coordorigin="-1371,-31804" coordsize="4717780,382812" o:gfxdata="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">
                       <o:lock v:ext="edit" aspectratio="f"/>
@@ -14583,7 +13819,7 @@
                         <o:lock v:ext="edit" aspectratio="f"/>
                       </v:line>
                     </v:group>
-                    <v:shape id="文本框 2" o:spid="_x0000_s1026" o:spt="202" type="#_x0000_t202" style="position:absolute;left:-409614;top:415882;height:6926280;width:5223877;" filled="f" stroked="f" coordsize="21600,21600" o:gfxdata="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">
+                    <v:shape id="文本框 2" o:spid="_x0000_s1026" o:spt="202" type="#_x0000_t202" style="position:absolute;left:-409614;top:415882;height:7560277;width:5223877;" filled="f" stroked="f" coordsize="21600,21600" o:gfxdata="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">
                       <v:fill on="f" focussize="0,0"/>
                       <v:stroke on="f" miterlimit="8" joinstyle="miter"/>
                       <v:imagedata o:title=""/>
@@ -14963,12 +14199,11 @@
                               <w:adjustRightInd w:val="0"/>
                               <w:jc w:val="left"/>
                               <w:rPr>
-                                <w:rFonts w:hint="default" w:ascii="微软雅黑" w:hAnsi="微软雅黑" w:eastAsia="微软雅黑"/>
+                                <w:rFonts w:hint="eastAsia" w:ascii="微软雅黑" w:hAnsi="微软雅黑" w:eastAsia="微软雅黑"/>
                                 <w:bCs/>
                                 <w:color w:val="3C3C3C"/>
                                 <w:sz w:val="21"/>
                                 <w:szCs w:val="21"/>
-                                <w:lang w:val="en-US" w:eastAsia="zh-CN"/>
                               </w:rPr>
                             </w:pPr>
                             <w:r>
@@ -15013,29 +14248,7 @@
                                 <w:sz w:val="21"/>
                                 <w:szCs w:val="21"/>
                               </w:rPr>
-                              <w:t>负责</w:t>
-                            </w:r>
-                            <w:r>
-                              <w:rPr>
-                                <w:rFonts w:hint="eastAsia" w:ascii="微软雅黑" w:hAnsi="微软雅黑" w:eastAsia="微软雅黑"/>
-                                <w:bCs/>
-                                <w:color w:val="3C3C3C"/>
-                                <w:sz w:val="21"/>
-                                <w:szCs w:val="21"/>
-                                <w:lang w:val="en-US" w:eastAsia="zh-CN"/>
-                              </w:rPr>
-                              <w:t>产品原型进行app框架的搭建，主要使用的技术uniapp、uview等相关技术，封装标题组件、弹窗组件、底部组件、接口调用封装、模块分类等工作。完成一系列组件后进行整体一二级界面的布局和跳转，写完页面布局后进行接口数据交互和渲染的调用顺带编写三级页面的数据渲染，处理完这些基础框架后再细化开发，对接融云直播Api，对接蓝牙数据，处理蓝牙返回的十六进制数据进行一一解析再将数据实时渲染和数据上传等功能，整体app算是独立开发</w:t>
-                            </w:r>
-                            <w:r>
-                              <w:rPr>
-                                <w:rFonts w:hint="default" w:ascii="微软雅黑" w:hAnsi="微软雅黑" w:eastAsia="微软雅黑"/>
-                                <w:bCs/>
-                                <w:color w:val="3C3C3C"/>
-                                <w:sz w:val="21"/>
-                                <w:szCs w:val="21"/>
-                                <w:lang w:val="en-US" w:eastAsia="zh-CN"/>
-                              </w:rPr>
-                              <w:t>...</w:t>
+                              <w:t>我负责根据产品原型搭建应用的框架。主要使用的技术包括uniapp和uView等相关技术。我的工作包括封装标题组件、弹窗组件、底部组件，以及接口调用的封装和模块分类。完成这些组件后，我进行了整体一二级界面的布局和跳转。随后，我处理了接口数据交互和渲染，同时编写了三级页面的数据渲染部分。在处理了这些基础框架后，我进行了更详细的开发，包括对接融云直播API、蓝牙数据的对接以及对蓝牙返回的十六进制数据进行解析，并将数据实时渲染和上传。整个应用的开发过程由我独立完成。</w:t>
                             </w:r>
                           </w:p>
                           <w:p>
@@ -15256,7 +14469,7 @@
                                 <w:szCs w:val="21"/>
                                 <w:lang w:val="en-US" w:eastAsia="zh-CN"/>
                               </w:rPr>
-                              <w:t>USeehel官网摘要以挂app的安卓和iOS的下载地址，还挂载悠视竞技游戏的安卓和ios下载地址</w:t>
+                              <w:t>USeeHel官网是一个汇总平台，提供USeeHel应用的安卓和iOS下载地址，同时还提供悠视竞技游戏的安卓和iOS下载地址。</w:t>
                             </w:r>
                           </w:p>
                           <w:p>
@@ -15291,9 +14504,9 @@
                               <w:snapToGrid w:val="0"/>
                               <w:jc w:val="left"/>
                               <w:rPr>
-                                <w:rFonts w:hint="default" w:ascii="微软雅黑" w:hAnsi="微软雅黑" w:eastAsia="微软雅黑"/>
-                                <w:b/>
-                                <w:bCs/>
+                                <w:rFonts w:hint="eastAsia" w:ascii="微软雅黑" w:hAnsi="微软雅黑" w:eastAsia="微软雅黑"/>
+                                <w:b w:val="0"/>
+                                <w:bCs w:val="0"/>
                                 <w:color w:val="414141"/>
                                 <w:szCs w:val="21"/>
                                 <w:lang w:val="en-US" w:eastAsia="zh-CN"/>
@@ -15342,7 +14555,7 @@
                                 <w:szCs w:val="21"/>
                                 <w:lang w:val="en-US" w:eastAsia="zh-CN"/>
                               </w:rPr>
-                              <w:t>负责根据设计图进行页面开发，主要使用的技术有vue和Axios进行页面布局和接口调用的开发，启用rem的相关插件进行页面适配pc和手机，写完项目后打包部署</w:t>
+                              <w:t>我使用了vue和Axios等技术进行页面的布局和接口调用。这些技术使我能够有效地开发和管理官网内容。为了确保官网在不同设备上有良好的显示效果，我启用了rem相关插件，进行了页面适配，使官网能够适应不同分辨率的PC和手机。我根据设计图进行页面开发，确保官网的外观与设计一致，提供用户友好的界面。完成项目后，我负责将官网打包并进行部署，以确保它可以在互联网上正常访问。</w:t>
                             </w:r>
                           </w:p>
                           <w:p>
@@ -15355,9 +14568,12 @@
                               <w:snapToGrid w:val="0"/>
                               <w:jc w:val="left"/>
                               <w:rPr>
-                                <w:rFonts w:ascii="微软雅黑" w:hAnsi="微软雅黑" w:eastAsia="微软雅黑"/>
-                                <w:color w:val="414141"/>
-                                <w:szCs w:val="21"/>
+                                <w:rFonts w:hint="eastAsia" w:ascii="微软雅黑" w:hAnsi="微软雅黑" w:eastAsia="微软雅黑"/>
+                                <w:b w:val="0"/>
+                                <w:bCs w:val="0"/>
+                                <w:color w:val="414141"/>
+                                <w:szCs w:val="21"/>
+                                <w:lang w:val="en-US" w:eastAsia="zh-CN"/>
                               </w:rPr>
                             </w:pPr>
                           </w:p>
@@ -15528,7 +14744,18 @@
                                 <w:color w:val="414141"/>
                                 <w:szCs w:val="21"/>
                               </w:rPr>
-                              <w:t>项目介绍：</w:t>
+                              <w:t>项目介绍</w:t>
+                            </w:r>
+                            <w:r>
+                              <w:rPr>
+                                <w:rFonts w:hint="eastAsia" w:ascii="微软雅黑" w:hAnsi="微软雅黑" w:eastAsia="微软雅黑"/>
+                                <w:b/>
+                                <w:bCs/>
+                                <w:color w:val="414141"/>
+                                <w:szCs w:val="21"/>
+                                <w:lang w:eastAsia="zh-CN"/>
+                              </w:rPr>
+                              <w:t>：</w:t>
                             </w:r>
                             <w:r>
                               <w:rPr>
@@ -15594,82 +14821,6 @@
                               <w:jc w:val="left"/>
                               <w:rPr>
                                 <w:rFonts w:hint="default" w:ascii="微软雅黑" w:hAnsi="微软雅黑" w:eastAsia="微软雅黑"/>
-                                <w:color w:val="414141"/>
-                                <w:szCs w:val="21"/>
-                                <w:lang w:val="en-US" w:eastAsia="zh-CN"/>
-                              </w:rPr>
-                            </w:pPr>
-                            <w:r>
-                              <w:rPr>
-                                <w:rFonts w:hint="eastAsia" w:ascii="微软雅黑" w:hAnsi="微软雅黑" w:eastAsia="微软雅黑"/>
-                                <w:b/>
-                                <w:bCs/>
-                                <w:color w:val="414141"/>
-                                <w:szCs w:val="21"/>
-                                <w:lang w:val="en-US" w:eastAsia="zh-CN"/>
-                              </w:rPr>
-                              <w:t>项目负责</w:t>
-                            </w:r>
-                            <w:r>
-                              <w:rPr>
-                                <w:rFonts w:hint="eastAsia" w:ascii="微软雅黑" w:hAnsi="微软雅黑" w:eastAsia="微软雅黑"/>
-                                <w:b/>
-                                <w:bCs/>
-                                <w:color w:val="414141"/>
-                                <w:szCs w:val="21"/>
-                              </w:rPr>
-                              <w:t>：</w:t>
-                            </w:r>
-                            <w:r>
-                              <w:rPr>
-                                <w:rFonts w:hint="eastAsia" w:ascii="微软雅黑" w:hAnsi="微软雅黑" w:eastAsia="微软雅黑"/>
-                                <w:b w:val="0"/>
-                                <w:bCs w:val="0"/>
-                                <w:color w:val="414141"/>
-                                <w:szCs w:val="21"/>
-                                <w:lang w:val="en-US" w:eastAsia="zh-CN"/>
-                              </w:rPr>
-                              <w:t>根据原型进行整体框架的搭建和封装，主要使用的react、react-router-dom、Axios、</w:t>
-                            </w:r>
-                            <w:r>
-                              <w:rPr>
-                                <w:rFonts w:hint="default" w:ascii="微软雅黑" w:hAnsi="微软雅黑" w:eastAsia="微软雅黑"/>
-                                <w:color w:val="414141"/>
-                                <w:szCs w:val="21"/>
-                                <w:lang w:val="en-US" w:eastAsia="zh-CN"/>
-                              </w:rPr>
-                              <w:t>Ant Design</w:t>
-                            </w:r>
-                            <w:r>
-                              <w:rPr>
-                                <w:rFonts w:hint="eastAsia" w:ascii="微软雅黑" w:hAnsi="微软雅黑" w:eastAsia="微软雅黑"/>
-                                <w:color w:val="414141"/>
-                                <w:szCs w:val="21"/>
-                                <w:lang w:val="en-US" w:eastAsia="zh-CN"/>
-                              </w:rPr>
-                              <w:t>等技术进行开发，使用promise对Axios封装接口调用和拦截方法，在项目中读里开发每一个功能点，主要还是以增删改查的功能为主，很多处理对象或函数的方法都是可复用的，所有开发效率提高了，封装了路由跳转的文件，还有很多细节在代码中</w:t>
-                            </w:r>
-                            <w:r>
-                              <w:rPr>
-                                <w:rFonts w:hint="default" w:ascii="微软雅黑" w:hAnsi="微软雅黑" w:eastAsia="微软雅黑"/>
-                                <w:color w:val="414141"/>
-                                <w:szCs w:val="21"/>
-                                <w:lang w:val="en-US" w:eastAsia="zh-CN"/>
-                              </w:rPr>
-                              <w:t>...</w:t>
-                            </w:r>
-                          </w:p>
-                          <w:p>
-                            <w:pPr>
-                              <w:tabs>
-                                <w:tab w:val="left" w:pos="2694"/>
-                                <w:tab w:val="left" w:pos="5529"/>
-                              </w:tabs>
-                              <w:adjustRightInd w:val="0"/>
-                              <w:snapToGrid w:val="0"/>
-                              <w:jc w:val="left"/>
-                              <w:rPr>
-                                <w:rFonts w:hint="default" w:ascii="微软雅黑" w:hAnsi="微软雅黑" w:eastAsia="微软雅黑"/>
                                 <w:bCs/>
                                 <w:color w:val="3C3C3C"/>
                                 <w:sz w:val="21"/>
@@ -15677,6 +14828,37 @@
                                 <w:lang w:val="en-US" w:eastAsia="zh-CN"/>
                               </w:rPr>
                             </w:pPr>
+                            <w:r>
+                              <w:rPr>
+                                <w:rFonts w:hint="eastAsia" w:ascii="微软雅黑" w:hAnsi="微软雅黑" w:eastAsia="微软雅黑"/>
+                                <w:b/>
+                                <w:bCs/>
+                                <w:color w:val="414141"/>
+                                <w:szCs w:val="21"/>
+                                <w:lang w:val="en-US" w:eastAsia="zh-CN"/>
+                              </w:rPr>
+                              <w:t>项目负责</w:t>
+                            </w:r>
+                            <w:r>
+                              <w:rPr>
+                                <w:rFonts w:hint="eastAsia" w:ascii="微软雅黑" w:hAnsi="微软雅黑" w:eastAsia="微软雅黑"/>
+                                <w:b/>
+                                <w:bCs/>
+                                <w:color w:val="414141"/>
+                                <w:szCs w:val="21"/>
+                                <w:lang w:eastAsia="zh-CN"/>
+                              </w:rPr>
+                              <w:t>：</w:t>
+                            </w:r>
+                            <w:r>
+                              <w:rPr>
+                                <w:rFonts w:hint="eastAsia" w:ascii="微软雅黑" w:hAnsi="微软雅黑" w:eastAsia="微软雅黑"/>
+                                <w:color w:val="414141"/>
+                                <w:szCs w:val="21"/>
+                                <w:lang w:val="en-US" w:eastAsia="zh-CN"/>
+                              </w:rPr>
+                              <w:t>我负责根据原型构建整体框架并进行封装，主要使用了React、React Router DOM、Axios、Ant Design等技术进行开发。为了提高代码的可维护性和性能，我使用Promise对Axios进行了接口调用和拦截方法的封装。在项目中，我开发了每一个功能点，主要侧重于增删改查等核心功能。我着重编写了可复用的对象和函数处理方法，从而提高了开发效率。另外，我还封装了路由跳转的相关文件，以提升用户体验。项目中还注重处理各种细节，以确保整体项目的独立开发和高质量交付。</w:t>
+                            </w:r>
                           </w:p>
                         </w:txbxContent>
                       </v:textbox>
